--- a/Q and A/002_OOPS.docx
+++ b/Q and A/002_OOPS.docx
@@ -89,38 +89,44 @@
         <w:t xml:space="preserve">Name mangling is Python's mechanism for making double-underscore attributes harder to access from outside the class. When you define </w:t>
       </w:r>
       <w:proofErr w:type="spellStart"/>
-      <w:proofErr w:type="gramStart"/>
       <w:r>
         <w:rPr>
           <w:rFonts w:ascii="Times New Roman" w:hAnsi="Times New Roman" w:cs="Times New Roman"/>
           <w:i/>
           <w:iCs/>
         </w:rPr>
-        <w:t>self._</w:t>
-      </w:r>
-      <w:proofErr w:type="gramEnd"/>
+        <w:t>self.__salary</w:t>
+      </w:r>
+      <w:proofErr w:type="spellEnd"/>
+      <w:r>
+        <w:rPr>
+          <w:rFonts w:ascii="Times New Roman" w:hAnsi="Times New Roman" w:cs="Times New Roman"/>
+        </w:rPr>
+        <w:t xml:space="preserve"> inside class Employee, Python automatically renames it to </w:t>
+      </w:r>
       <w:r>
         <w:rPr>
           <w:rFonts w:ascii="Times New Roman" w:hAnsi="Times New Roman" w:cs="Times New Roman"/>
           <w:i/>
           <w:iCs/>
         </w:rPr>
-        <w:t>_salary</w:t>
-      </w:r>
-      <w:proofErr w:type="spellEnd"/>
-      <w:r>
-        <w:rPr>
-          <w:rFonts w:ascii="Times New Roman" w:hAnsi="Times New Roman" w:cs="Times New Roman"/>
-        </w:rPr>
-        <w:t xml:space="preserve"> inside class Employee, Python automatically renames it to </w:t>
-      </w:r>
+        <w:t>_</w:t>
+      </w:r>
+      <w:proofErr w:type="spellStart"/>
       <w:r>
         <w:rPr>
           <w:rFonts w:ascii="Times New Roman" w:hAnsi="Times New Roman" w:cs="Times New Roman"/>
           <w:i/>
           <w:iCs/>
         </w:rPr>
-        <w:t>_</w:t>
+        <w:t>Employee__salary</w:t>
+      </w:r>
+      <w:proofErr w:type="spellEnd"/>
+      <w:r>
+        <w:rPr>
+          <w:rFonts w:ascii="Times New Roman" w:hAnsi="Times New Roman" w:cs="Times New Roman"/>
+        </w:rPr>
+        <w:t xml:space="preserve"> in the background. This means </w:t>
       </w:r>
       <w:proofErr w:type="spellStart"/>
       <w:r>
@@ -129,14 +135,28 @@
           <w:i/>
           <w:iCs/>
         </w:rPr>
-        <w:t>Employee__salary</w:t>
-      </w:r>
-      <w:proofErr w:type="spellEnd"/>
-      <w:r>
-        <w:rPr>
-          <w:rFonts w:ascii="Times New Roman" w:hAnsi="Times New Roman" w:cs="Times New Roman"/>
-        </w:rPr>
-        <w:t xml:space="preserve"> in the background. This means </w:t>
+        <w:t>obj.__salary</w:t>
+      </w:r>
+      <w:proofErr w:type="spellEnd"/>
+      <w:r>
+        <w:rPr>
+          <w:rFonts w:ascii="Times New Roman" w:hAnsi="Times New Roman" w:cs="Times New Roman"/>
+        </w:rPr>
+        <w:t xml:space="preserve"> raises an </w:t>
+      </w:r>
+      <w:proofErr w:type="spellStart"/>
+      <w:r>
+        <w:rPr>
+          <w:rFonts w:ascii="Times New Roman" w:hAnsi="Times New Roman" w:cs="Times New Roman"/>
+        </w:rPr>
+        <w:t>AttributeError</w:t>
+      </w:r>
+      <w:proofErr w:type="spellEnd"/>
+      <w:r>
+        <w:rPr>
+          <w:rFonts w:ascii="Times New Roman" w:hAnsi="Times New Roman" w:cs="Times New Roman"/>
+        </w:rPr>
+        <w:t xml:space="preserve">, but </w:t>
       </w:r>
       <w:proofErr w:type="spellStart"/>
       <w:r>
@@ -145,36 +165,6 @@
           <w:i/>
           <w:iCs/>
         </w:rPr>
-        <w:t>obj.__salary</w:t>
-      </w:r>
-      <w:proofErr w:type="spellEnd"/>
-      <w:r>
-        <w:rPr>
-          <w:rFonts w:ascii="Times New Roman" w:hAnsi="Times New Roman" w:cs="Times New Roman"/>
-        </w:rPr>
-        <w:t xml:space="preserve"> raises an </w:t>
-      </w:r>
-      <w:proofErr w:type="spellStart"/>
-      <w:r>
-        <w:rPr>
-          <w:rFonts w:ascii="Times New Roman" w:hAnsi="Times New Roman" w:cs="Times New Roman"/>
-        </w:rPr>
-        <w:t>AttributeError</w:t>
-      </w:r>
-      <w:proofErr w:type="spellEnd"/>
-      <w:r>
-        <w:rPr>
-          <w:rFonts w:ascii="Times New Roman" w:hAnsi="Times New Roman" w:cs="Times New Roman"/>
-        </w:rPr>
-        <w:t xml:space="preserve">, but </w:t>
-      </w:r>
-      <w:proofErr w:type="spellStart"/>
-      <w:r>
-        <w:rPr>
-          <w:rFonts w:ascii="Times New Roman" w:hAnsi="Times New Roman" w:cs="Times New Roman"/>
-          <w:i/>
-          <w:iCs/>
-        </w:rPr>
         <w:t>obj._Employee__salary</w:t>
       </w:r>
       <w:proofErr w:type="spellEnd"/>
@@ -217,59 +207,30 @@
         <w:rPr>
           <w:rFonts w:ascii="Times New Roman" w:hAnsi="Times New Roman" w:cs="Times New Roman"/>
         </w:rPr>
-        <w:t>e.get_</w:t>
-      </w:r>
-      <w:proofErr w:type="gramStart"/>
-      <w:r>
-        <w:rPr>
-          <w:rFonts w:ascii="Times New Roman" w:hAnsi="Times New Roman" w:cs="Times New Roman"/>
-        </w:rPr>
-        <w:t>salary</w:t>
-      </w:r>
-      <w:proofErr w:type="spellEnd"/>
-      <w:r>
-        <w:rPr>
-          <w:rFonts w:ascii="Times New Roman" w:hAnsi="Times New Roman" w:cs="Times New Roman"/>
-        </w:rPr>
-        <w:t>(</w:t>
-      </w:r>
-      <w:proofErr w:type="gramEnd"/>
-      <w:r>
-        <w:rPr>
-          <w:rFonts w:ascii="Times New Roman" w:hAnsi="Times New Roman" w:cs="Times New Roman"/>
-        </w:rPr>
-        <w:t xml:space="preserve">) and </w:t>
-      </w:r>
-      <w:proofErr w:type="spellStart"/>
-      <w:r>
-        <w:rPr>
-          <w:rFonts w:ascii="Times New Roman" w:hAnsi="Times New Roman" w:cs="Times New Roman"/>
-        </w:rPr>
-        <w:t>e.set_</w:t>
-      </w:r>
-      <w:proofErr w:type="gramStart"/>
-      <w:r>
-        <w:rPr>
-          <w:rFonts w:ascii="Times New Roman" w:hAnsi="Times New Roman" w:cs="Times New Roman"/>
-        </w:rPr>
-        <w:t>salary</w:t>
-      </w:r>
-      <w:proofErr w:type="spellEnd"/>
-      <w:r>
-        <w:rPr>
-          <w:rFonts w:ascii="Times New Roman" w:hAnsi="Times New Roman" w:cs="Times New Roman"/>
-        </w:rPr>
-        <w:t>(</w:t>
-      </w:r>
-      <w:proofErr w:type="gramEnd"/>
-      <w:r>
-        <w:rPr>
-          <w:rFonts w:ascii="Times New Roman" w:hAnsi="Times New Roman" w:cs="Times New Roman"/>
-        </w:rPr>
-        <w:t xml:space="preserve">90000). With @property, you write </w:t>
-      </w:r>
-      <w:proofErr w:type="spellStart"/>
-      <w:proofErr w:type="gramStart"/>
+        <w:t>e.get_salary</w:t>
+      </w:r>
+      <w:proofErr w:type="spellEnd"/>
+      <w:r>
+        <w:rPr>
+          <w:rFonts w:ascii="Times New Roman" w:hAnsi="Times New Roman" w:cs="Times New Roman"/>
+        </w:rPr>
+        <w:t xml:space="preserve">() and </w:t>
+      </w:r>
+      <w:proofErr w:type="spellStart"/>
+      <w:r>
+        <w:rPr>
+          <w:rFonts w:ascii="Times New Roman" w:hAnsi="Times New Roman" w:cs="Times New Roman"/>
+        </w:rPr>
+        <w:t>e.set_salary</w:t>
+      </w:r>
+      <w:proofErr w:type="spellEnd"/>
+      <w:r>
+        <w:rPr>
+          <w:rFonts w:ascii="Times New Roman" w:hAnsi="Times New Roman" w:cs="Times New Roman"/>
+        </w:rPr>
+        <w:t xml:space="preserve">(90000). With @property, you write </w:t>
+      </w:r>
+      <w:proofErr w:type="spellStart"/>
       <w:r>
         <w:rPr>
           <w:rFonts w:ascii="Times New Roman" w:hAnsi="Times New Roman" w:cs="Times New Roman"/>
@@ -277,7 +238,6 @@
         <w:t>e.salary</w:t>
       </w:r>
       <w:proofErr w:type="spellEnd"/>
-      <w:proofErr w:type="gramEnd"/>
       <w:r>
         <w:rPr>
           <w:rFonts w:ascii="Times New Roman" w:hAnsi="Times New Roman" w:cs="Times New Roman"/>
@@ -285,7 +245,6 @@
         <w:t xml:space="preserve"> and </w:t>
       </w:r>
       <w:proofErr w:type="spellStart"/>
-      <w:proofErr w:type="gramStart"/>
       <w:r>
         <w:rPr>
           <w:rFonts w:ascii="Times New Roman" w:hAnsi="Times New Roman" w:cs="Times New Roman"/>
@@ -293,26 +252,11 @@
         <w:t>e.salary</w:t>
       </w:r>
       <w:proofErr w:type="spellEnd"/>
-      <w:proofErr w:type="gramEnd"/>
-      <w:r>
-        <w:rPr>
-          <w:rFonts w:ascii="Times New Roman" w:hAnsi="Times New Roman" w:cs="Times New Roman"/>
-        </w:rPr>
-        <w:t xml:space="preserve"> = 90000 — it looks like plain attribute </w:t>
-      </w:r>
-      <w:proofErr w:type="gramStart"/>
-      <w:r>
-        <w:rPr>
-          <w:rFonts w:ascii="Times New Roman" w:hAnsi="Times New Roman" w:cs="Times New Roman"/>
-        </w:rPr>
-        <w:t>access</w:t>
-      </w:r>
-      <w:proofErr w:type="gramEnd"/>
-      <w:r>
-        <w:rPr>
-          <w:rFonts w:ascii="Times New Roman" w:hAnsi="Times New Roman" w:cs="Times New Roman"/>
-        </w:rPr>
-        <w:t xml:space="preserve"> but validation code still runs underneath. The @property approach is preferred in Python because it keeps the interface clean and natural, and it lets you start with a plain public attribute and later add validation by converting it to a property without changing any code that uses it.</w:t>
+      <w:r>
+        <w:rPr>
+          <w:rFonts w:ascii="Times New Roman" w:hAnsi="Times New Roman" w:cs="Times New Roman"/>
+        </w:rPr>
+        <w:t xml:space="preserve"> = 90000 — it looks like plain attribute access but validation code still runs underneath. The @property approach is preferred in Python because it keeps the interface clean and natural, and it lets you start with a plain public attribute and later add validation by converting it to a property without changing any code that uses it.</w:t>
       </w:r>
     </w:p>
     <w:p>
@@ -340,21 +284,7 @@
         <w:rPr>
           <w:rFonts w:ascii="Times New Roman" w:hAnsi="Times New Roman" w:cs="Times New Roman"/>
         </w:rPr>
-        <w:t>Yes, by defining a @property with only a getter and no corresponding @</w:t>
-      </w:r>
-      <w:proofErr w:type="gramStart"/>
-      <w:r>
-        <w:rPr>
-          <w:rFonts w:ascii="Times New Roman" w:hAnsi="Times New Roman" w:cs="Times New Roman"/>
-        </w:rPr>
-        <w:t>name.setter</w:t>
-      </w:r>
-      <w:proofErr w:type="gramEnd"/>
-      <w:r>
-        <w:rPr>
-          <w:rFonts w:ascii="Times New Roman" w:hAnsi="Times New Roman" w:cs="Times New Roman"/>
-        </w:rPr>
-        <w:t xml:space="preserve">. Any attempt to assign to it from outside will raise </w:t>
+        <w:t xml:space="preserve">Yes, by defining a @property with only a getter and no corresponding @name.setter. Any attempt to assign to it from outside will raise </w:t>
       </w:r>
       <w:proofErr w:type="spellStart"/>
       <w:r>
@@ -410,35 +340,7 @@
         <w:rPr>
           <w:rFonts w:ascii="Times New Roman" w:hAnsi="Times New Roman" w:cs="Times New Roman"/>
         </w:rPr>
-        <w:t xml:space="preserve">A single underscore prefix is purely a convention — it signals to other developers that this attribute is for internal use, but Python does nothing to enforce it. A double underscore triggers name mangling, where Python physically renames the attribute to include the class name, making accidental access from outside much harder. The single underscore </w:t>
-      </w:r>
-      <w:proofErr w:type="gramStart"/>
-      <w:r>
-        <w:rPr>
-          <w:rFonts w:ascii="Times New Roman" w:hAnsi="Times New Roman" w:cs="Times New Roman"/>
-        </w:rPr>
-        <w:t>says</w:t>
-      </w:r>
-      <w:proofErr w:type="gramEnd"/>
-      <w:r>
-        <w:rPr>
-          <w:rFonts w:ascii="Times New Roman" w:hAnsi="Times New Roman" w:cs="Times New Roman"/>
-        </w:rPr>
-        <w:t xml:space="preserve"> "please don't touch this", while the double underscore </w:t>
-      </w:r>
-      <w:proofErr w:type="gramStart"/>
-      <w:r>
-        <w:rPr>
-          <w:rFonts w:ascii="Times New Roman" w:hAnsi="Times New Roman" w:cs="Times New Roman"/>
-        </w:rPr>
-        <w:t>says</w:t>
-      </w:r>
-      <w:proofErr w:type="gramEnd"/>
-      <w:r>
-        <w:rPr>
-          <w:rFonts w:ascii="Times New Roman" w:hAnsi="Times New Roman" w:cs="Times New Roman"/>
-        </w:rPr>
-        <w:t xml:space="preserve"> "Python will actively make it difficult if you try."</w:t>
+        <w:t>A single underscore prefix is purely a convention — it signals to other developers that this attribute is for internal use, but Python does nothing to enforce it. A double underscore triggers name mangling, where Python physically renames the attribute to include the class name, making accidental access from outside much harder. The single underscore says "please don't touch this", while the double underscore says "Python will actively make it difficult if you try."</w:t>
       </w:r>
     </w:p>
     <w:p>
@@ -467,21 +369,364 @@
         <w:rPr>
           <w:rFonts w:ascii="Times New Roman" w:hAnsi="Times New Roman" w:cs="Times New Roman"/>
         </w:rPr>
-        <w:t xml:space="preserve">Because over-encapsulation makes code rigid and hard to test. If every attribute is private, unit tests can't inspect object state without calling methods, and subclasses can't reuse internal logic. Python's philosophy is to use public attributes by default, protect only what genuinely needs protection, and trust developers to use the class responsibly. A good rule of thumb </w:t>
-      </w:r>
-      <w:proofErr w:type="gramStart"/>
-      <w:r>
-        <w:rPr>
-          <w:rFonts w:ascii="Times New Roman" w:hAnsi="Times New Roman" w:cs="Times New Roman"/>
-        </w:rPr>
-        <w:t>is:</w:t>
-      </w:r>
-      <w:proofErr w:type="gramEnd"/>
-      <w:r>
-        <w:rPr>
-          <w:rFonts w:ascii="Times New Roman" w:hAnsi="Times New Roman" w:cs="Times New Roman"/>
-        </w:rPr>
-        <w:t xml:space="preserve"> make things private only when exposing them would break the class's integrity or when they're implementation details that may change.</w:t>
+        <w:t>Because over-encapsulation makes code rigid and hard to test. If every attribute is private, unit tests can't inspect object state without calling methods, and subclasses can't reuse internal logic. Python's philosophy is to use public attributes by default, protect only what genuinely needs protection, and trust developers to use the class responsibly. A good rule of thumb is: make things private only when exposing them would break the class's integrity or when they're implementation details that may change.</w:t>
+      </w:r>
+    </w:p>
+    <w:p>
+      <w:pPr>
+        <w:rPr>
+          <w:rFonts w:ascii="Times New Roman" w:hAnsi="Times New Roman" w:cs="Times New Roman"/>
+        </w:rPr>
+      </w:pPr>
+    </w:p>
+    <w:p>
+      <w:pPr>
+        <w:rPr>
+          <w:rFonts w:ascii="Times New Roman" w:hAnsi="Times New Roman" w:cs="Times New Roman"/>
+        </w:rPr>
+      </w:pPr>
+    </w:p>
+    <w:p>
+      <w:pPr>
+        <w:jc w:val="center"/>
+        <w:rPr>
+          <w:rFonts w:ascii="Times New Roman" w:hAnsi="Times New Roman" w:cs="Times New Roman"/>
+          <w:b/>
+          <w:bCs/>
+          <w:sz w:val="32"/>
+          <w:szCs w:val="24"/>
+        </w:rPr>
+      </w:pPr>
+      <w:r>
+        <w:rPr>
+          <w:rFonts w:ascii="Times New Roman" w:hAnsi="Times New Roman" w:cs="Times New Roman"/>
+          <w:b/>
+          <w:bCs/>
+          <w:sz w:val="32"/>
+          <w:szCs w:val="24"/>
+        </w:rPr>
+        <w:t>Topic 6 — Abstraction</w:t>
+      </w:r>
+    </w:p>
+    <w:p>
+      <w:pPr>
+        <w:jc w:val="center"/>
+        <w:rPr>
+          <w:rFonts w:ascii="Times New Roman" w:hAnsi="Times New Roman" w:cs="Times New Roman"/>
+          <w:b/>
+          <w:bCs/>
+          <w:sz w:val="32"/>
+          <w:szCs w:val="24"/>
+        </w:rPr>
+      </w:pPr>
+    </w:p>
+    <w:p>
+      <w:pPr>
+        <w:rPr>
+          <w:rFonts w:ascii="Times New Roman" w:hAnsi="Times New Roman" w:cs="Times New Roman"/>
+        </w:rPr>
+      </w:pPr>
+      <w:r>
+        <w:rPr>
+          <w:rFonts w:ascii="Times New Roman" w:hAnsi="Times New Roman" w:cs="Times New Roman"/>
+          <w:b/>
+          <w:bCs/>
+        </w:rPr>
+        <w:t>Q1: What is abstraction and how is it different from encapsulation?</w:t>
+      </w:r>
+    </w:p>
+    <w:p>
+      <w:pPr>
+        <w:rPr>
+          <w:rFonts w:ascii="Times New Roman" w:hAnsi="Times New Roman" w:cs="Times New Roman"/>
+        </w:rPr>
+      </w:pPr>
+      <w:r>
+        <w:rPr>
+          <w:rFonts w:ascii="Times New Roman" w:hAnsi="Times New Roman" w:cs="Times New Roman"/>
+        </w:rPr>
+        <w:t xml:space="preserve">Abstraction is about hiding complexity and defining contracts — it lets you work with the idea of something without knowing its internal details. Encapsulation is about data protection — controlling who can access and modify an object's internal state. In a payment system, abstraction means every payment class promises to have </w:t>
+      </w:r>
+      <w:proofErr w:type="spellStart"/>
+      <w:r>
+        <w:rPr>
+          <w:rFonts w:ascii="Times New Roman" w:hAnsi="Times New Roman" w:cs="Times New Roman"/>
+        </w:rPr>
+        <w:t>process_payment</w:t>
+      </w:r>
+      <w:proofErr w:type="spellEnd"/>
+      <w:r>
+        <w:rPr>
+          <w:rFonts w:ascii="Times New Roman" w:hAnsi="Times New Roman" w:cs="Times New Roman"/>
+        </w:rPr>
+        <w:t xml:space="preserve">() without revealing how it works. Encapsulation means the card number stored inside </w:t>
+      </w:r>
+      <w:proofErr w:type="spellStart"/>
+      <w:r>
+        <w:rPr>
+          <w:rFonts w:ascii="Times New Roman" w:hAnsi="Times New Roman" w:cs="Times New Roman"/>
+        </w:rPr>
+        <w:t>CreditCardPayment</w:t>
+      </w:r>
+      <w:proofErr w:type="spellEnd"/>
+      <w:r>
+        <w:rPr>
+          <w:rFonts w:ascii="Times New Roman" w:hAnsi="Times New Roman" w:cs="Times New Roman"/>
+        </w:rPr>
+        <w:t xml:space="preserve"> is private and cannot be read directly from outside. They are complementary — abstraction defines what exists, encapsulation controls how it's accessed.</w:t>
+      </w:r>
+    </w:p>
+    <w:p>
+      <w:pPr>
+        <w:rPr>
+          <w:rFonts w:ascii="Times New Roman" w:hAnsi="Times New Roman" w:cs="Times New Roman"/>
+        </w:rPr>
+      </w:pPr>
+      <w:r>
+        <w:rPr>
+          <w:rFonts w:ascii="Times New Roman" w:hAnsi="Times New Roman" w:cs="Times New Roman"/>
+          <w:b/>
+          <w:bCs/>
+        </w:rPr>
+        <w:t>Q2: What is an abstract class and when would you use it?</w:t>
+      </w:r>
+    </w:p>
+    <w:p>
+      <w:pPr>
+        <w:rPr>
+          <w:rFonts w:ascii="Times New Roman" w:hAnsi="Times New Roman" w:cs="Times New Roman"/>
+        </w:rPr>
+      </w:pPr>
+      <w:r>
+        <w:rPr>
+          <w:rFonts w:ascii="Times New Roman" w:hAnsi="Times New Roman" w:cs="Times New Roman"/>
+        </w:rPr>
+        <w:t>An abstract class is a class that cannot be instantiated directly and is designed purely to be a base for other classes. You use it when you have a group of related classes that should all share a common interface — guaranteed set of methods — but each implements those methods differently. A classic example is a Shape base class where every shape must have area() and perimeter(), but a Circle and a Rectangle compute them differently. The abstract class enforces that contract at class-definition time rather than letting you discover missing methods through runtime errors in production.</w:t>
+      </w:r>
+    </w:p>
+    <w:p>
+      <w:pPr>
+        <w:rPr>
+          <w:rFonts w:ascii="Times New Roman" w:hAnsi="Times New Roman" w:cs="Times New Roman"/>
+        </w:rPr>
+      </w:pPr>
+      <w:r>
+        <w:rPr>
+          <w:rFonts w:ascii="Times New Roman" w:hAnsi="Times New Roman" w:cs="Times New Roman"/>
+          <w:b/>
+          <w:bCs/>
+        </w:rPr>
+        <w:t>Q3: What is the difference between an abstract class and an interface? Does Python have interfaces?</w:t>
+      </w:r>
+    </w:p>
+    <w:p>
+      <w:pPr>
+        <w:rPr>
+          <w:rFonts w:ascii="Times New Roman" w:hAnsi="Times New Roman" w:cs="Times New Roman"/>
+        </w:rPr>
+      </w:pPr>
+      <w:r>
+        <w:rPr>
+          <w:rFonts w:ascii="Times New Roman" w:hAnsi="Times New Roman" w:cs="Times New Roman"/>
+        </w:rPr>
+        <w:t>In languages like Java, an interface is a pure contract with no implementation at all, while an abstract class can have both abstract and concrete methods. Python doesn't have a separate interface keyword — instead, you achieve both concepts using ABC. A Python ABC with only @abstractmethod methods and no concrete methods effectively acts as an interface. A Python ABC with some concrete methods acts as a partial implementation that subclasses extend. Python's approach is more flexible — you choose how much to implement in the base class based on what makes sense for your design.</w:t>
+      </w:r>
+    </w:p>
+    <w:p>
+      <w:pPr>
+        <w:rPr>
+          <w:rFonts w:ascii="Times New Roman" w:hAnsi="Times New Roman" w:cs="Times New Roman"/>
+        </w:rPr>
+      </w:pPr>
+      <w:r>
+        <w:rPr>
+          <w:rFonts w:ascii="Times New Roman" w:hAnsi="Times New Roman" w:cs="Times New Roman"/>
+          <w:b/>
+          <w:bCs/>
+        </w:rPr>
+        <w:lastRenderedPageBreak/>
+        <w:t>Q4: Can an abstract class have a constructor? Can it have concrete methods?</w:t>
+      </w:r>
+    </w:p>
+    <w:p>
+      <w:pPr>
+        <w:rPr>
+          <w:rFonts w:ascii="Times New Roman" w:hAnsi="Times New Roman" w:cs="Times New Roman"/>
+        </w:rPr>
+      </w:pPr>
+      <w:r>
+        <w:rPr>
+          <w:rFonts w:ascii="Times New Roman" w:hAnsi="Times New Roman" w:cs="Times New Roman"/>
+        </w:rPr>
+        <w:t>Yes to both. An abstract class can have an __</w:t>
+      </w:r>
+      <w:proofErr w:type="spellStart"/>
+      <w:r>
+        <w:rPr>
+          <w:rFonts w:ascii="Times New Roman" w:hAnsi="Times New Roman" w:cs="Times New Roman"/>
+        </w:rPr>
+        <w:t>init</w:t>
+      </w:r>
+      <w:proofErr w:type="spellEnd"/>
+      <w:r>
+        <w:rPr>
+          <w:rFonts w:ascii="Times New Roman" w:hAnsi="Times New Roman" w:cs="Times New Roman"/>
+        </w:rPr>
+        <w:t>__ to initialise shared attributes that all subclasses will use — subclasses call super().__</w:t>
+      </w:r>
+      <w:proofErr w:type="spellStart"/>
+      <w:r>
+        <w:rPr>
+          <w:rFonts w:ascii="Times New Roman" w:hAnsi="Times New Roman" w:cs="Times New Roman"/>
+        </w:rPr>
+        <w:t>init</w:t>
+      </w:r>
+      <w:proofErr w:type="spellEnd"/>
+      <w:r>
+        <w:rPr>
+          <w:rFonts w:ascii="Times New Roman" w:hAnsi="Times New Roman" w:cs="Times New Roman"/>
+        </w:rPr>
+        <w:t xml:space="preserve">__() to run it. It can also have concrete methods that provide shared behaviour to all subclasses for free, like </w:t>
+      </w:r>
+      <w:proofErr w:type="spellStart"/>
+      <w:r>
+        <w:rPr>
+          <w:rFonts w:ascii="Times New Roman" w:hAnsi="Times New Roman" w:cs="Times New Roman"/>
+        </w:rPr>
+        <w:t>get_transaction_count</w:t>
+      </w:r>
+      <w:proofErr w:type="spellEnd"/>
+      <w:r>
+        <w:rPr>
+          <w:rFonts w:ascii="Times New Roman" w:hAnsi="Times New Roman" w:cs="Times New Roman"/>
+        </w:rPr>
+        <w:t xml:space="preserve">() and </w:t>
+      </w:r>
+      <w:proofErr w:type="spellStart"/>
+      <w:r>
+        <w:rPr>
+          <w:rFonts w:ascii="Times New Roman" w:hAnsi="Times New Roman" w:cs="Times New Roman"/>
+        </w:rPr>
+        <w:t>print_history</w:t>
+      </w:r>
+      <w:proofErr w:type="spellEnd"/>
+      <w:r>
+        <w:rPr>
+          <w:rFonts w:ascii="Times New Roman" w:hAnsi="Times New Roman" w:cs="Times New Roman"/>
+        </w:rPr>
+        <w:t>() in our payment example. The only rule is that it cannot be instantiated directly, and any subclass that doesn't implement all abstract methods also cannot be instantiated.</w:t>
+      </w:r>
+    </w:p>
+    <w:p>
+      <w:pPr>
+        <w:rPr>
+          <w:rFonts w:ascii="Times New Roman" w:hAnsi="Times New Roman" w:cs="Times New Roman"/>
+        </w:rPr>
+      </w:pPr>
+      <w:r>
+        <w:rPr>
+          <w:rFonts w:ascii="Times New Roman" w:hAnsi="Times New Roman" w:cs="Times New Roman"/>
+          <w:b/>
+          <w:bCs/>
+        </w:rPr>
+        <w:t>Q5: What happens at runtime if a subclass doesn't implement all abstract methods?</w:t>
+      </w:r>
+    </w:p>
+    <w:p>
+      <w:pPr>
+        <w:rPr>
+          <w:rFonts w:ascii="Times New Roman" w:hAnsi="Times New Roman" w:cs="Times New Roman"/>
+        </w:rPr>
+      </w:pPr>
+      <w:r>
+        <w:rPr>
+          <w:rFonts w:ascii="Times New Roman" w:hAnsi="Times New Roman" w:cs="Times New Roman"/>
+        </w:rPr>
+        <w:t xml:space="preserve">Python raises a </w:t>
+      </w:r>
+      <w:proofErr w:type="spellStart"/>
+      <w:r>
+        <w:rPr>
+          <w:rFonts w:ascii="Times New Roman" w:hAnsi="Times New Roman" w:cs="Times New Roman"/>
+        </w:rPr>
+        <w:t>TypeError</w:t>
+      </w:r>
+      <w:proofErr w:type="spellEnd"/>
+      <w:r>
+        <w:rPr>
+          <w:rFonts w:ascii="Times New Roman" w:hAnsi="Times New Roman" w:cs="Times New Roman"/>
+        </w:rPr>
+        <w:t xml:space="preserve"> the moment you try to instantiate the incomplete subclass — not when the unimplemented method is actually called. This is an important distinction. It means you catch the mistake early, at object creation time, rather than deep in a workflow when the method finally gets called. This early failure makes abstract classes a powerful tool for enforcing design contracts across a team or large codebase.</w:t>
+      </w:r>
+    </w:p>
+    <w:p>
+      <w:pPr>
+        <w:rPr>
+          <w:rFonts w:ascii="Times New Roman" w:hAnsi="Times New Roman" w:cs="Times New Roman"/>
+        </w:rPr>
+      </w:pPr>
+      <w:r>
+        <w:rPr>
+          <w:rFonts w:ascii="Times New Roman" w:hAnsi="Times New Roman" w:cs="Times New Roman"/>
+          <w:b/>
+          <w:bCs/>
+        </w:rPr>
+        <w:t>Q6: Why is coding against an abstraction better than coding against a concrete class?</w:t>
+      </w:r>
+    </w:p>
+    <w:p>
+      <w:pPr>
+        <w:rPr>
+          <w:rFonts w:ascii="Times New Roman" w:hAnsi="Times New Roman" w:cs="Times New Roman"/>
+        </w:rPr>
+      </w:pPr>
+      <w:r>
+        <w:rPr>
+          <w:rFonts w:ascii="Times New Roman" w:hAnsi="Times New Roman" w:cs="Times New Roman"/>
+        </w:rPr>
+        <w:t xml:space="preserve">When your code depends on an abstraction rather than a specific implementation, you can swap implementations without changing the calling code. Flipkart's </w:t>
+      </w:r>
+      <w:proofErr w:type="spellStart"/>
+      <w:r>
+        <w:rPr>
+          <w:rFonts w:ascii="Times New Roman" w:hAnsi="Times New Roman" w:cs="Times New Roman"/>
+        </w:rPr>
+        <w:t>CheckoutSystem.checkout</w:t>
+      </w:r>
+      <w:proofErr w:type="spellEnd"/>
+      <w:r>
+        <w:rPr>
+          <w:rFonts w:ascii="Times New Roman" w:hAnsi="Times New Roman" w:cs="Times New Roman"/>
+        </w:rPr>
+        <w:t xml:space="preserve">() accepts any </w:t>
+      </w:r>
+      <w:proofErr w:type="spellStart"/>
+      <w:r>
+        <w:rPr>
+          <w:rFonts w:ascii="Times New Roman" w:hAnsi="Times New Roman" w:cs="Times New Roman"/>
+        </w:rPr>
+        <w:t>PaymentMethod</w:t>
+      </w:r>
+      <w:proofErr w:type="spellEnd"/>
+      <w:r>
+        <w:rPr>
+          <w:rFonts w:ascii="Times New Roman" w:hAnsi="Times New Roman" w:cs="Times New Roman"/>
+        </w:rPr>
+        <w:t xml:space="preserve"> — you can add a new </w:t>
+      </w:r>
+      <w:proofErr w:type="spellStart"/>
+      <w:r>
+        <w:rPr>
+          <w:rFonts w:ascii="Times New Roman" w:hAnsi="Times New Roman" w:cs="Times New Roman"/>
+        </w:rPr>
+        <w:t>CryptoPayment</w:t>
+      </w:r>
+      <w:proofErr w:type="spellEnd"/>
+      <w:r>
+        <w:rPr>
+          <w:rFonts w:ascii="Times New Roman" w:hAnsi="Times New Roman" w:cs="Times New Roman"/>
+        </w:rPr>
+        <w:t xml:space="preserve"> class tomorrow and the checkout code needs zero changes. This is the Open-Closed Principle from SOLID: open for extension, closed for modification. It also makes unit testing easier because you can pass in a mock payment method without wiring up a real payment gateway.</w:t>
       </w:r>
     </w:p>
     <w:p>

--- a/Q and A/002_OOPS.docx
+++ b/Q and A/002_OOPS.docx
@@ -89,44 +89,38 @@
         <w:t xml:space="preserve">Name mangling is Python's mechanism for making double-underscore attributes harder to access from outside the class. When you define </w:t>
       </w:r>
       <w:proofErr w:type="spellStart"/>
+      <w:proofErr w:type="gramStart"/>
       <w:r>
         <w:rPr>
           <w:rFonts w:ascii="Times New Roman" w:hAnsi="Times New Roman" w:cs="Times New Roman"/>
           <w:i/>
           <w:iCs/>
         </w:rPr>
-        <w:t>self.__salary</w:t>
-      </w:r>
-      <w:proofErr w:type="spellEnd"/>
-      <w:r>
-        <w:rPr>
-          <w:rFonts w:ascii="Times New Roman" w:hAnsi="Times New Roman" w:cs="Times New Roman"/>
-        </w:rPr>
-        <w:t xml:space="preserve"> inside class Employee, Python automatically renames it to </w:t>
-      </w:r>
+        <w:t>self._</w:t>
+      </w:r>
+      <w:proofErr w:type="gramEnd"/>
       <w:r>
         <w:rPr>
           <w:rFonts w:ascii="Times New Roman" w:hAnsi="Times New Roman" w:cs="Times New Roman"/>
           <w:i/>
           <w:iCs/>
         </w:rPr>
-        <w:t>_</w:t>
-      </w:r>
-      <w:proofErr w:type="spellStart"/>
+        <w:t>_salary</w:t>
+      </w:r>
+      <w:proofErr w:type="spellEnd"/>
+      <w:r>
+        <w:rPr>
+          <w:rFonts w:ascii="Times New Roman" w:hAnsi="Times New Roman" w:cs="Times New Roman"/>
+        </w:rPr>
+        <w:t xml:space="preserve"> inside class Employee, Python automatically renames it to </w:t>
+      </w:r>
       <w:r>
         <w:rPr>
           <w:rFonts w:ascii="Times New Roman" w:hAnsi="Times New Roman" w:cs="Times New Roman"/>
           <w:i/>
           <w:iCs/>
         </w:rPr>
-        <w:t>Employee__salary</w:t>
-      </w:r>
-      <w:proofErr w:type="spellEnd"/>
-      <w:r>
-        <w:rPr>
-          <w:rFonts w:ascii="Times New Roman" w:hAnsi="Times New Roman" w:cs="Times New Roman"/>
-        </w:rPr>
-        <w:t xml:space="preserve"> in the background. This means </w:t>
+        <w:t>_</w:t>
       </w:r>
       <w:proofErr w:type="spellStart"/>
       <w:r>
@@ -135,28 +129,14 @@
           <w:i/>
           <w:iCs/>
         </w:rPr>
-        <w:t>obj.__salary</w:t>
-      </w:r>
-      <w:proofErr w:type="spellEnd"/>
-      <w:r>
-        <w:rPr>
-          <w:rFonts w:ascii="Times New Roman" w:hAnsi="Times New Roman" w:cs="Times New Roman"/>
-        </w:rPr>
-        <w:t xml:space="preserve"> raises an </w:t>
-      </w:r>
-      <w:proofErr w:type="spellStart"/>
-      <w:r>
-        <w:rPr>
-          <w:rFonts w:ascii="Times New Roman" w:hAnsi="Times New Roman" w:cs="Times New Roman"/>
-        </w:rPr>
-        <w:t>AttributeError</w:t>
-      </w:r>
-      <w:proofErr w:type="spellEnd"/>
-      <w:r>
-        <w:rPr>
-          <w:rFonts w:ascii="Times New Roman" w:hAnsi="Times New Roman" w:cs="Times New Roman"/>
-        </w:rPr>
-        <w:t xml:space="preserve">, but </w:t>
+        <w:t>Employee__salary</w:t>
+      </w:r>
+      <w:proofErr w:type="spellEnd"/>
+      <w:r>
+        <w:rPr>
+          <w:rFonts w:ascii="Times New Roman" w:hAnsi="Times New Roman" w:cs="Times New Roman"/>
+        </w:rPr>
+        <w:t xml:space="preserve"> in the background. This means </w:t>
       </w:r>
       <w:proofErr w:type="spellStart"/>
       <w:r>
@@ -165,6 +145,36 @@
           <w:i/>
           <w:iCs/>
         </w:rPr>
+        <w:t>obj.__salary</w:t>
+      </w:r>
+      <w:proofErr w:type="spellEnd"/>
+      <w:r>
+        <w:rPr>
+          <w:rFonts w:ascii="Times New Roman" w:hAnsi="Times New Roman" w:cs="Times New Roman"/>
+        </w:rPr>
+        <w:t xml:space="preserve"> raises an </w:t>
+      </w:r>
+      <w:proofErr w:type="spellStart"/>
+      <w:r>
+        <w:rPr>
+          <w:rFonts w:ascii="Times New Roman" w:hAnsi="Times New Roman" w:cs="Times New Roman"/>
+        </w:rPr>
+        <w:t>AttributeError</w:t>
+      </w:r>
+      <w:proofErr w:type="spellEnd"/>
+      <w:r>
+        <w:rPr>
+          <w:rFonts w:ascii="Times New Roman" w:hAnsi="Times New Roman" w:cs="Times New Roman"/>
+        </w:rPr>
+        <w:t xml:space="preserve">, but </w:t>
+      </w:r>
+      <w:proofErr w:type="spellStart"/>
+      <w:r>
+        <w:rPr>
+          <w:rFonts w:ascii="Times New Roman" w:hAnsi="Times New Roman" w:cs="Times New Roman"/>
+          <w:i/>
+          <w:iCs/>
+        </w:rPr>
         <w:t>obj._Employee__salary</w:t>
       </w:r>
       <w:proofErr w:type="spellEnd"/>
@@ -207,30 +217,59 @@
         <w:rPr>
           <w:rFonts w:ascii="Times New Roman" w:hAnsi="Times New Roman" w:cs="Times New Roman"/>
         </w:rPr>
-        <w:t>e.get_salary</w:t>
-      </w:r>
-      <w:proofErr w:type="spellEnd"/>
-      <w:r>
-        <w:rPr>
-          <w:rFonts w:ascii="Times New Roman" w:hAnsi="Times New Roman" w:cs="Times New Roman"/>
-        </w:rPr>
-        <w:t xml:space="preserve">() and </w:t>
-      </w:r>
-      <w:proofErr w:type="spellStart"/>
-      <w:r>
-        <w:rPr>
-          <w:rFonts w:ascii="Times New Roman" w:hAnsi="Times New Roman" w:cs="Times New Roman"/>
-        </w:rPr>
-        <w:t>e.set_salary</w:t>
-      </w:r>
-      <w:proofErr w:type="spellEnd"/>
-      <w:r>
-        <w:rPr>
-          <w:rFonts w:ascii="Times New Roman" w:hAnsi="Times New Roman" w:cs="Times New Roman"/>
-        </w:rPr>
-        <w:t xml:space="preserve">(90000). With @property, you write </w:t>
-      </w:r>
-      <w:proofErr w:type="spellStart"/>
+        <w:t>e.get_</w:t>
+      </w:r>
+      <w:proofErr w:type="gramStart"/>
+      <w:r>
+        <w:rPr>
+          <w:rFonts w:ascii="Times New Roman" w:hAnsi="Times New Roman" w:cs="Times New Roman"/>
+        </w:rPr>
+        <w:t>salary</w:t>
+      </w:r>
+      <w:proofErr w:type="spellEnd"/>
+      <w:r>
+        <w:rPr>
+          <w:rFonts w:ascii="Times New Roman" w:hAnsi="Times New Roman" w:cs="Times New Roman"/>
+        </w:rPr>
+        <w:t>(</w:t>
+      </w:r>
+      <w:proofErr w:type="gramEnd"/>
+      <w:r>
+        <w:rPr>
+          <w:rFonts w:ascii="Times New Roman" w:hAnsi="Times New Roman" w:cs="Times New Roman"/>
+        </w:rPr>
+        <w:t xml:space="preserve">) and </w:t>
+      </w:r>
+      <w:proofErr w:type="spellStart"/>
+      <w:r>
+        <w:rPr>
+          <w:rFonts w:ascii="Times New Roman" w:hAnsi="Times New Roman" w:cs="Times New Roman"/>
+        </w:rPr>
+        <w:t>e.set_</w:t>
+      </w:r>
+      <w:proofErr w:type="gramStart"/>
+      <w:r>
+        <w:rPr>
+          <w:rFonts w:ascii="Times New Roman" w:hAnsi="Times New Roman" w:cs="Times New Roman"/>
+        </w:rPr>
+        <w:t>salary</w:t>
+      </w:r>
+      <w:proofErr w:type="spellEnd"/>
+      <w:r>
+        <w:rPr>
+          <w:rFonts w:ascii="Times New Roman" w:hAnsi="Times New Roman" w:cs="Times New Roman"/>
+        </w:rPr>
+        <w:t>(</w:t>
+      </w:r>
+      <w:proofErr w:type="gramEnd"/>
+      <w:r>
+        <w:rPr>
+          <w:rFonts w:ascii="Times New Roman" w:hAnsi="Times New Roman" w:cs="Times New Roman"/>
+        </w:rPr>
+        <w:t xml:space="preserve">90000). With @property, you write </w:t>
+      </w:r>
+      <w:proofErr w:type="spellStart"/>
+      <w:proofErr w:type="gramStart"/>
       <w:r>
         <w:rPr>
           <w:rFonts w:ascii="Times New Roman" w:hAnsi="Times New Roman" w:cs="Times New Roman"/>
@@ -238,6 +277,7 @@
         <w:t>e.salary</w:t>
       </w:r>
       <w:proofErr w:type="spellEnd"/>
+      <w:proofErr w:type="gramEnd"/>
       <w:r>
         <w:rPr>
           <w:rFonts w:ascii="Times New Roman" w:hAnsi="Times New Roman" w:cs="Times New Roman"/>
@@ -245,6 +285,7 @@
         <w:t xml:space="preserve"> and </w:t>
       </w:r>
       <w:proofErr w:type="spellStart"/>
+      <w:proofErr w:type="gramStart"/>
       <w:r>
         <w:rPr>
           <w:rFonts w:ascii="Times New Roman" w:hAnsi="Times New Roman" w:cs="Times New Roman"/>
@@ -252,11 +293,26 @@
         <w:t>e.salary</w:t>
       </w:r>
       <w:proofErr w:type="spellEnd"/>
-      <w:r>
-        <w:rPr>
-          <w:rFonts w:ascii="Times New Roman" w:hAnsi="Times New Roman" w:cs="Times New Roman"/>
-        </w:rPr>
-        <w:t xml:space="preserve"> = 90000 — it looks like plain attribute access but validation code still runs underneath. The @property approach is preferred in Python because it keeps the interface clean and natural, and it lets you start with a plain public attribute and later add validation by converting it to a property without changing any code that uses it.</w:t>
+      <w:proofErr w:type="gramEnd"/>
+      <w:r>
+        <w:rPr>
+          <w:rFonts w:ascii="Times New Roman" w:hAnsi="Times New Roman" w:cs="Times New Roman"/>
+        </w:rPr>
+        <w:t xml:space="preserve"> = 90000 — it looks like plain attribute </w:t>
+      </w:r>
+      <w:proofErr w:type="gramStart"/>
+      <w:r>
+        <w:rPr>
+          <w:rFonts w:ascii="Times New Roman" w:hAnsi="Times New Roman" w:cs="Times New Roman"/>
+        </w:rPr>
+        <w:t>access</w:t>
+      </w:r>
+      <w:proofErr w:type="gramEnd"/>
+      <w:r>
+        <w:rPr>
+          <w:rFonts w:ascii="Times New Roman" w:hAnsi="Times New Roman" w:cs="Times New Roman"/>
+        </w:rPr>
+        <w:t xml:space="preserve"> but validation code still runs underneath. The @property approach is preferred in Python because it keeps the interface clean and natural, and it lets you start with a plain public attribute and later add validation by converting it to a property without changing any code that uses it.</w:t>
       </w:r>
     </w:p>
     <w:p>
@@ -284,7 +340,21 @@
         <w:rPr>
           <w:rFonts w:ascii="Times New Roman" w:hAnsi="Times New Roman" w:cs="Times New Roman"/>
         </w:rPr>
-        <w:t xml:space="preserve">Yes, by defining a @property with only a getter and no corresponding @name.setter. Any attempt to assign to it from outside will raise </w:t>
+        <w:t>Yes, by defining a @property with only a getter and no corresponding @</w:t>
+      </w:r>
+      <w:proofErr w:type="gramStart"/>
+      <w:r>
+        <w:rPr>
+          <w:rFonts w:ascii="Times New Roman" w:hAnsi="Times New Roman" w:cs="Times New Roman"/>
+        </w:rPr>
+        <w:t>name.setter</w:t>
+      </w:r>
+      <w:proofErr w:type="gramEnd"/>
+      <w:r>
+        <w:rPr>
+          <w:rFonts w:ascii="Times New Roman" w:hAnsi="Times New Roman" w:cs="Times New Roman"/>
+        </w:rPr>
+        <w:t xml:space="preserve">. Any attempt to assign to it from outside will raise </w:t>
       </w:r>
       <w:proofErr w:type="spellStart"/>
       <w:r>
@@ -340,7 +410,35 @@
         <w:rPr>
           <w:rFonts w:ascii="Times New Roman" w:hAnsi="Times New Roman" w:cs="Times New Roman"/>
         </w:rPr>
-        <w:t>A single underscore prefix is purely a convention — it signals to other developers that this attribute is for internal use, but Python does nothing to enforce it. A double underscore triggers name mangling, where Python physically renames the attribute to include the class name, making accidental access from outside much harder. The single underscore says "please don't touch this", while the double underscore says "Python will actively make it difficult if you try."</w:t>
+        <w:t xml:space="preserve">A single underscore prefix is purely a convention — it signals to other developers that this attribute is for internal use, but Python does nothing to enforce it. A double underscore triggers name mangling, where Python physically renames the attribute to include the class name, making accidental access from outside much harder. The single underscore </w:t>
+      </w:r>
+      <w:proofErr w:type="gramStart"/>
+      <w:r>
+        <w:rPr>
+          <w:rFonts w:ascii="Times New Roman" w:hAnsi="Times New Roman" w:cs="Times New Roman"/>
+        </w:rPr>
+        <w:t>says</w:t>
+      </w:r>
+      <w:proofErr w:type="gramEnd"/>
+      <w:r>
+        <w:rPr>
+          <w:rFonts w:ascii="Times New Roman" w:hAnsi="Times New Roman" w:cs="Times New Roman"/>
+        </w:rPr>
+        <w:t xml:space="preserve"> "please don't touch this", while the double underscore </w:t>
+      </w:r>
+      <w:proofErr w:type="gramStart"/>
+      <w:r>
+        <w:rPr>
+          <w:rFonts w:ascii="Times New Roman" w:hAnsi="Times New Roman" w:cs="Times New Roman"/>
+        </w:rPr>
+        <w:t>says</w:t>
+      </w:r>
+      <w:proofErr w:type="gramEnd"/>
+      <w:r>
+        <w:rPr>
+          <w:rFonts w:ascii="Times New Roman" w:hAnsi="Times New Roman" w:cs="Times New Roman"/>
+        </w:rPr>
+        <w:t xml:space="preserve"> "Python will actively make it difficult if you try."</w:t>
       </w:r>
     </w:p>
     <w:p>
@@ -369,7 +467,21 @@
         <w:rPr>
           <w:rFonts w:ascii="Times New Roman" w:hAnsi="Times New Roman" w:cs="Times New Roman"/>
         </w:rPr>
-        <w:t>Because over-encapsulation makes code rigid and hard to test. If every attribute is private, unit tests can't inspect object state without calling methods, and subclasses can't reuse internal logic. Python's philosophy is to use public attributes by default, protect only what genuinely needs protection, and trust developers to use the class responsibly. A good rule of thumb is: make things private only when exposing them would break the class's integrity or when they're implementation details that may change.</w:t>
+        <w:t xml:space="preserve">Because over-encapsulation makes code rigid and hard to test. If every attribute is private, unit tests can't inspect object state without calling methods, and subclasses can't reuse internal logic. Python's philosophy is to use public attributes by default, protect only what genuinely needs protection, and trust developers to use the class responsibly. A good rule of thumb </w:t>
+      </w:r>
+      <w:proofErr w:type="gramStart"/>
+      <w:r>
+        <w:rPr>
+          <w:rFonts w:ascii="Times New Roman" w:hAnsi="Times New Roman" w:cs="Times New Roman"/>
+        </w:rPr>
+        <w:t>is:</w:t>
+      </w:r>
+      <w:proofErr w:type="gramEnd"/>
+      <w:r>
+        <w:rPr>
+          <w:rFonts w:ascii="Times New Roman" w:hAnsi="Times New Roman" w:cs="Times New Roman"/>
+        </w:rPr>
+        <w:t xml:space="preserve"> make things private only when exposing them would break the class's integrity or when they're implementation details that may change.</w:t>
       </w:r>
     </w:p>
     <w:p>
@@ -452,14 +564,28 @@
         <w:rPr>
           <w:rFonts w:ascii="Times New Roman" w:hAnsi="Times New Roman" w:cs="Times New Roman"/>
         </w:rPr>
-        <w:t>process_payment</w:t>
-      </w:r>
-      <w:proofErr w:type="spellEnd"/>
-      <w:r>
-        <w:rPr>
-          <w:rFonts w:ascii="Times New Roman" w:hAnsi="Times New Roman" w:cs="Times New Roman"/>
-        </w:rPr>
-        <w:t xml:space="preserve">() without revealing how it works. Encapsulation means the card number stored inside </w:t>
+        <w:t>process_</w:t>
+      </w:r>
+      <w:proofErr w:type="gramStart"/>
+      <w:r>
+        <w:rPr>
+          <w:rFonts w:ascii="Times New Roman" w:hAnsi="Times New Roman" w:cs="Times New Roman"/>
+        </w:rPr>
+        <w:t>payment</w:t>
+      </w:r>
+      <w:proofErr w:type="spellEnd"/>
+      <w:r>
+        <w:rPr>
+          <w:rFonts w:ascii="Times New Roman" w:hAnsi="Times New Roman" w:cs="Times New Roman"/>
+        </w:rPr>
+        <w:t>(</w:t>
+      </w:r>
+      <w:proofErr w:type="gramEnd"/>
+      <w:r>
+        <w:rPr>
+          <w:rFonts w:ascii="Times New Roman" w:hAnsi="Times New Roman" w:cs="Times New Roman"/>
+        </w:rPr>
+        <w:t xml:space="preserve">) without revealing how it works. Encapsulation means the card number stored inside </w:t>
       </w:r>
       <w:proofErr w:type="spellStart"/>
       <w:r>
@@ -501,7 +627,35 @@
         <w:rPr>
           <w:rFonts w:ascii="Times New Roman" w:hAnsi="Times New Roman" w:cs="Times New Roman"/>
         </w:rPr>
-        <w:t>An abstract class is a class that cannot be instantiated directly and is designed purely to be a base for other classes. You use it when you have a group of related classes that should all share a common interface — guaranteed set of methods — but each implements those methods differently. A classic example is a Shape base class where every shape must have area() and perimeter(), but a Circle and a Rectangle compute them differently. The abstract class enforces that contract at class-definition time rather than letting you discover missing methods through runtime errors in production.</w:t>
+        <w:t xml:space="preserve">An abstract class is a class that cannot be instantiated directly and is designed purely to be a base for other classes. You use it when you have a group of related classes that should all share a common interface — guaranteed set of methods — but each implements those methods differently. A classic example is a Shape base class where every shape must have </w:t>
+      </w:r>
+      <w:proofErr w:type="gramStart"/>
+      <w:r>
+        <w:rPr>
+          <w:rFonts w:ascii="Times New Roman" w:hAnsi="Times New Roman" w:cs="Times New Roman"/>
+        </w:rPr>
+        <w:t>area(</w:t>
+      </w:r>
+      <w:proofErr w:type="gramEnd"/>
+      <w:r>
+        <w:rPr>
+          <w:rFonts w:ascii="Times New Roman" w:hAnsi="Times New Roman" w:cs="Times New Roman"/>
+        </w:rPr>
+        <w:t xml:space="preserve">) and </w:t>
+      </w:r>
+      <w:proofErr w:type="gramStart"/>
+      <w:r>
+        <w:rPr>
+          <w:rFonts w:ascii="Times New Roman" w:hAnsi="Times New Roman" w:cs="Times New Roman"/>
+        </w:rPr>
+        <w:t>perimeter(</w:t>
+      </w:r>
+      <w:proofErr w:type="gramEnd"/>
+      <w:r>
+        <w:rPr>
+          <w:rFonts w:ascii="Times New Roman" w:hAnsi="Times New Roman" w:cs="Times New Roman"/>
+        </w:rPr>
+        <w:t>), but a Circle and a Rectangle compute them differently. The abstract class enforces that contract at class-definition time rather than letting you discover missing methods through runtime errors in production.</w:t>
       </w:r>
     </w:p>
     <w:p>
@@ -554,11 +708,19 @@
           <w:rFonts w:ascii="Times New Roman" w:hAnsi="Times New Roman" w:cs="Times New Roman"/>
         </w:rPr>
       </w:pPr>
-      <w:r>
-        <w:rPr>
-          <w:rFonts w:ascii="Times New Roman" w:hAnsi="Times New Roman" w:cs="Times New Roman"/>
-        </w:rPr>
-        <w:t>Yes to both. An abstract class can have an __</w:t>
+      <w:proofErr w:type="gramStart"/>
+      <w:r>
+        <w:rPr>
+          <w:rFonts w:ascii="Times New Roman" w:hAnsi="Times New Roman" w:cs="Times New Roman"/>
+        </w:rPr>
+        <w:t>Yes</w:t>
+      </w:r>
+      <w:proofErr w:type="gramEnd"/>
+      <w:r>
+        <w:rPr>
+          <w:rFonts w:ascii="Times New Roman" w:hAnsi="Times New Roman" w:cs="Times New Roman"/>
+        </w:rPr>
+        <w:t xml:space="preserve"> to both. An abstract class can have an __</w:t>
       </w:r>
       <w:proofErr w:type="spellStart"/>
       <w:r>
@@ -572,7 +734,21 @@
         <w:rPr>
           <w:rFonts w:ascii="Times New Roman" w:hAnsi="Times New Roman" w:cs="Times New Roman"/>
         </w:rPr>
-        <w:t>__ to initialise shared attributes that all subclasses will use — subclasses call super().__</w:t>
+        <w:t>__ to initialise shared attributes that all subclasses will use — subclasses call super(</w:t>
+      </w:r>
+      <w:proofErr w:type="gramStart"/>
+      <w:r>
+        <w:rPr>
+          <w:rFonts w:ascii="Times New Roman" w:hAnsi="Times New Roman" w:cs="Times New Roman"/>
+        </w:rPr>
+        <w:t>)._</w:t>
+      </w:r>
+      <w:proofErr w:type="gramEnd"/>
+      <w:r>
+        <w:rPr>
+          <w:rFonts w:ascii="Times New Roman" w:hAnsi="Times New Roman" w:cs="Times New Roman"/>
+        </w:rPr>
+        <w:t>_</w:t>
       </w:r>
       <w:proofErr w:type="spellStart"/>
       <w:r>
@@ -586,35 +762,77 @@
         <w:rPr>
           <w:rFonts w:ascii="Times New Roman" w:hAnsi="Times New Roman" w:cs="Times New Roman"/>
         </w:rPr>
-        <w:t xml:space="preserve">__() to run it. It can also have concrete methods that provide shared behaviour to all subclasses for free, like </w:t>
-      </w:r>
-      <w:proofErr w:type="spellStart"/>
-      <w:r>
-        <w:rPr>
-          <w:rFonts w:ascii="Times New Roman" w:hAnsi="Times New Roman" w:cs="Times New Roman"/>
-        </w:rPr>
-        <w:t>get_transaction_count</w:t>
-      </w:r>
-      <w:proofErr w:type="spellEnd"/>
-      <w:r>
-        <w:rPr>
-          <w:rFonts w:ascii="Times New Roman" w:hAnsi="Times New Roman" w:cs="Times New Roman"/>
-        </w:rPr>
-        <w:t xml:space="preserve">() and </w:t>
-      </w:r>
-      <w:proofErr w:type="spellStart"/>
-      <w:r>
-        <w:rPr>
-          <w:rFonts w:ascii="Times New Roman" w:hAnsi="Times New Roman" w:cs="Times New Roman"/>
-        </w:rPr>
-        <w:t>print_history</w:t>
-      </w:r>
-      <w:proofErr w:type="spellEnd"/>
-      <w:r>
-        <w:rPr>
-          <w:rFonts w:ascii="Times New Roman" w:hAnsi="Times New Roman" w:cs="Times New Roman"/>
-        </w:rPr>
-        <w:t>() in our payment example. The only rule is that it cannot be instantiated directly, and any subclass that doesn't implement all abstract methods also cannot be instantiated.</w:t>
+        <w:t>_</w:t>
+      </w:r>
+      <w:proofErr w:type="gramStart"/>
+      <w:r>
+        <w:rPr>
+          <w:rFonts w:ascii="Times New Roman" w:hAnsi="Times New Roman" w:cs="Times New Roman"/>
+        </w:rPr>
+        <w:t>_(</w:t>
+      </w:r>
+      <w:proofErr w:type="gramEnd"/>
+      <w:r>
+        <w:rPr>
+          <w:rFonts w:ascii="Times New Roman" w:hAnsi="Times New Roman" w:cs="Times New Roman"/>
+        </w:rPr>
+        <w:t xml:space="preserve">) to run it. It can also have concrete methods that provide shared behaviour to all subclasses for free, like </w:t>
+      </w:r>
+      <w:proofErr w:type="spellStart"/>
+      <w:r>
+        <w:rPr>
+          <w:rFonts w:ascii="Times New Roman" w:hAnsi="Times New Roman" w:cs="Times New Roman"/>
+        </w:rPr>
+        <w:t>get_transaction_</w:t>
+      </w:r>
+      <w:proofErr w:type="gramStart"/>
+      <w:r>
+        <w:rPr>
+          <w:rFonts w:ascii="Times New Roman" w:hAnsi="Times New Roman" w:cs="Times New Roman"/>
+        </w:rPr>
+        <w:t>count</w:t>
+      </w:r>
+      <w:proofErr w:type="spellEnd"/>
+      <w:r>
+        <w:rPr>
+          <w:rFonts w:ascii="Times New Roman" w:hAnsi="Times New Roman" w:cs="Times New Roman"/>
+        </w:rPr>
+        <w:t>(</w:t>
+      </w:r>
+      <w:proofErr w:type="gramEnd"/>
+      <w:r>
+        <w:rPr>
+          <w:rFonts w:ascii="Times New Roman" w:hAnsi="Times New Roman" w:cs="Times New Roman"/>
+        </w:rPr>
+        <w:t xml:space="preserve">) and </w:t>
+      </w:r>
+      <w:proofErr w:type="spellStart"/>
+      <w:r>
+        <w:rPr>
+          <w:rFonts w:ascii="Times New Roman" w:hAnsi="Times New Roman" w:cs="Times New Roman"/>
+        </w:rPr>
+        <w:t>print_</w:t>
+      </w:r>
+      <w:proofErr w:type="gramStart"/>
+      <w:r>
+        <w:rPr>
+          <w:rFonts w:ascii="Times New Roman" w:hAnsi="Times New Roman" w:cs="Times New Roman"/>
+        </w:rPr>
+        <w:t>history</w:t>
+      </w:r>
+      <w:proofErr w:type="spellEnd"/>
+      <w:r>
+        <w:rPr>
+          <w:rFonts w:ascii="Times New Roman" w:hAnsi="Times New Roman" w:cs="Times New Roman"/>
+        </w:rPr>
+        <w:t>(</w:t>
+      </w:r>
+      <w:proofErr w:type="gramEnd"/>
+      <w:r>
+        <w:rPr>
+          <w:rFonts w:ascii="Times New Roman" w:hAnsi="Times New Roman" w:cs="Times New Roman"/>
+        </w:rPr>
+        <w:t>) in our payment example. The only rule is that it cannot be instantiated directly, and any subclass that doesn't implement all abstract methods also cannot be instantiated.</w:t>
       </w:r>
     </w:p>
     <w:p>
@@ -656,7 +874,21 @@
         <w:rPr>
           <w:rFonts w:ascii="Times New Roman" w:hAnsi="Times New Roman" w:cs="Times New Roman"/>
         </w:rPr>
-        <w:t xml:space="preserve"> the moment you try to instantiate the incomplete subclass — not when the unimplemented method is actually called. This is an important distinction. It means you catch the mistake early, at object creation time, rather than deep in a workflow when the method finally gets called. This early failure makes abstract classes a powerful tool for enforcing design contracts across a team or large codebase.</w:t>
+        <w:t xml:space="preserve"> the moment you try to instantiate the incomplete subclass — not when the unimplemented method is </w:t>
+      </w:r>
+      <w:proofErr w:type="gramStart"/>
+      <w:r>
+        <w:rPr>
+          <w:rFonts w:ascii="Times New Roman" w:hAnsi="Times New Roman" w:cs="Times New Roman"/>
+        </w:rPr>
+        <w:t>actually called</w:t>
+      </w:r>
+      <w:proofErr w:type="gramEnd"/>
+      <w:r>
+        <w:rPr>
+          <w:rFonts w:ascii="Times New Roman" w:hAnsi="Times New Roman" w:cs="Times New Roman"/>
+        </w:rPr>
+        <w:t>. This is an important distinction. It means you catch the mistake early, at object creation time, rather than deep in a workflow when the method finally gets called. This early failure makes abstract classes a powerful tool for enforcing design contracts across a team or large codebase.</w:t>
       </w:r>
     </w:p>
     <w:p>
@@ -728,6 +960,1086 @@
         </w:rPr>
         <w:t xml:space="preserve"> class tomorrow and the checkout code needs zero changes. This is the Open-Closed Principle from SOLID: open for extension, closed for modification. It also makes unit testing easier because you can pass in a mock payment method without wiring up a real payment gateway.</w:t>
       </w:r>
+    </w:p>
+    <w:p>
+      <w:pPr>
+        <w:rPr>
+          <w:rFonts w:ascii="Times New Roman" w:hAnsi="Times New Roman" w:cs="Times New Roman"/>
+        </w:rPr>
+      </w:pPr>
+    </w:p>
+    <w:p>
+      <w:pPr>
+        <w:rPr>
+          <w:rFonts w:ascii="Times New Roman" w:hAnsi="Times New Roman" w:cs="Times New Roman"/>
+        </w:rPr>
+      </w:pPr>
+    </w:p>
+    <w:p>
+      <w:pPr>
+        <w:rPr>
+          <w:rFonts w:ascii="Times New Roman" w:hAnsi="Times New Roman" w:cs="Times New Roman"/>
+        </w:rPr>
+      </w:pPr>
+    </w:p>
+    <w:p>
+      <w:pPr>
+        <w:rPr>
+          <w:rFonts w:ascii="Times New Roman" w:hAnsi="Times New Roman" w:cs="Times New Roman"/>
+        </w:rPr>
+      </w:pPr>
+    </w:p>
+    <w:p>
+      <w:pPr>
+        <w:jc w:val="center"/>
+        <w:rPr>
+          <w:rFonts w:ascii="Times New Roman" w:hAnsi="Times New Roman" w:cs="Times New Roman"/>
+          <w:b/>
+          <w:bCs/>
+          <w:sz w:val="32"/>
+          <w:szCs w:val="24"/>
+        </w:rPr>
+      </w:pPr>
+      <w:r>
+        <w:rPr>
+          <w:rFonts w:ascii="Times New Roman" w:hAnsi="Times New Roman" w:cs="Times New Roman"/>
+          <w:b/>
+          <w:bCs/>
+          <w:sz w:val="32"/>
+          <w:szCs w:val="24"/>
+        </w:rPr>
+        <w:t>Topic 7 — Inheritance &amp; MRO</w:t>
+      </w:r>
+    </w:p>
+    <w:p>
+      <w:pPr>
+        <w:rPr>
+          <w:rFonts w:ascii="Times New Roman" w:hAnsi="Times New Roman" w:cs="Times New Roman"/>
+        </w:rPr>
+      </w:pPr>
+      <w:r>
+        <w:rPr>
+          <w:rFonts w:ascii="Times New Roman" w:hAnsi="Times New Roman" w:cs="Times New Roman"/>
+          <w:b/>
+          <w:bCs/>
+        </w:rPr>
+        <w:t>Q1: What is inheritance and what problem does it solve?</w:t>
+      </w:r>
+    </w:p>
+    <w:p>
+      <w:pPr>
+        <w:rPr>
+          <w:rFonts w:ascii="Times New Roman" w:hAnsi="Times New Roman" w:cs="Times New Roman"/>
+        </w:rPr>
+      </w:pPr>
+      <w:r>
+        <w:rPr>
+          <w:rFonts w:ascii="Times New Roman" w:hAnsi="Times New Roman" w:cs="Times New Roman"/>
+        </w:rPr>
+        <w:t>Inheritance is a mechanism where a child class acquires the attributes and methods of a parent class. It solves two problems — code reuse (you don't rewrite shared logic in every subclass) and establishing an "is-a" relationship that enables polymorphism. A Developer is an Employee, so it inherits all employee behaviour and only adds or modifies what makes it different. Without inheritance, every class would duplicate enormous amounts of shared code.</w:t>
+      </w:r>
+    </w:p>
+    <w:p>
+      <w:pPr>
+        <w:rPr>
+          <w:rFonts w:ascii="Times New Roman" w:hAnsi="Times New Roman" w:cs="Times New Roman"/>
+        </w:rPr>
+      </w:pPr>
+      <w:r>
+        <w:rPr>
+          <w:rFonts w:ascii="Times New Roman" w:hAnsi="Times New Roman" w:cs="Times New Roman"/>
+          <w:b/>
+          <w:bCs/>
+        </w:rPr>
+        <w:t>Q2: What is MRO and why does Python need it?</w:t>
+      </w:r>
+    </w:p>
+    <w:p>
+      <w:pPr>
+        <w:rPr>
+          <w:rFonts w:ascii="Times New Roman" w:hAnsi="Times New Roman" w:cs="Times New Roman"/>
+        </w:rPr>
+      </w:pPr>
+      <w:r>
+        <w:rPr>
+          <w:rFonts w:ascii="Times New Roman" w:hAnsi="Times New Roman" w:cs="Times New Roman"/>
+        </w:rPr>
+        <w:t xml:space="preserve">MRO stands for Method Resolution Order — it's the sequence Python follows when searching for a method or attribute across a class hierarchy. Python needs it specifically because it supports multiple inheritance, which can create the diamond problem where the </w:t>
+      </w:r>
+      <w:r>
+        <w:rPr>
+          <w:rFonts w:ascii="Times New Roman" w:hAnsi="Times New Roman" w:cs="Times New Roman"/>
+        </w:rPr>
+        <w:lastRenderedPageBreak/>
+        <w:t>same ancestor class appears through multiple paths. Without a clear rule, Python wouldn't know which version of a method to call or how many times to call the ancestor's __</w:t>
+      </w:r>
+      <w:proofErr w:type="spellStart"/>
+      <w:r>
+        <w:rPr>
+          <w:rFonts w:ascii="Times New Roman" w:hAnsi="Times New Roman" w:cs="Times New Roman"/>
+        </w:rPr>
+        <w:t>init</w:t>
+      </w:r>
+      <w:proofErr w:type="spellEnd"/>
+      <w:r>
+        <w:rPr>
+          <w:rFonts w:ascii="Times New Roman" w:hAnsi="Times New Roman" w:cs="Times New Roman"/>
+        </w:rPr>
+        <w:t>__. Python's C3 linearisation algorithm produces an MRO that is consistent, respects the order parents are listed, and ensures each class is visited exactly once.</w:t>
+      </w:r>
+    </w:p>
+    <w:p>
+      <w:pPr>
+        <w:rPr>
+          <w:rFonts w:ascii="Times New Roman" w:hAnsi="Times New Roman" w:cs="Times New Roman"/>
+        </w:rPr>
+      </w:pPr>
+      <w:r>
+        <w:rPr>
+          <w:rFonts w:ascii="Times New Roman" w:hAnsi="Times New Roman" w:cs="Times New Roman"/>
+          <w:b/>
+          <w:bCs/>
+        </w:rPr>
+        <w:t>Q3: What is the diamond problem and how does Python solve it?</w:t>
+      </w:r>
+    </w:p>
+    <w:p>
+      <w:pPr>
+        <w:rPr>
+          <w:rFonts w:ascii="Times New Roman" w:hAnsi="Times New Roman" w:cs="Times New Roman"/>
+        </w:rPr>
+      </w:pPr>
+      <w:r>
+        <w:rPr>
+          <w:rFonts w:ascii="Times New Roman" w:hAnsi="Times New Roman" w:cs="Times New Roman"/>
+        </w:rPr>
+        <w:t xml:space="preserve">The diamond problem occurs in multiple inheritance when a class D inherits from B and C, and both B and C inherit from the same base class A. Without a resolution rule, A's methods could be called twice — once through B and once through C. Python solves this through MRO and cooperative </w:t>
+      </w:r>
+      <w:proofErr w:type="gramStart"/>
+      <w:r>
+        <w:rPr>
+          <w:rFonts w:ascii="Times New Roman" w:hAnsi="Times New Roman" w:cs="Times New Roman"/>
+        </w:rPr>
+        <w:t>super(</w:t>
+      </w:r>
+      <w:proofErr w:type="gramEnd"/>
+      <w:r>
+        <w:rPr>
+          <w:rFonts w:ascii="Times New Roman" w:hAnsi="Times New Roman" w:cs="Times New Roman"/>
+        </w:rPr>
+        <w:t xml:space="preserve">) calls. The MRO for D is D → B → C → A → object, ensuring each class is visited exactly once. When </w:t>
+      </w:r>
+      <w:proofErr w:type="gramStart"/>
+      <w:r>
+        <w:rPr>
+          <w:rFonts w:ascii="Times New Roman" w:hAnsi="Times New Roman" w:cs="Times New Roman"/>
+        </w:rPr>
+        <w:t>super(</w:t>
+      </w:r>
+      <w:proofErr w:type="gramEnd"/>
+      <w:r>
+        <w:rPr>
+          <w:rFonts w:ascii="Times New Roman" w:hAnsi="Times New Roman" w:cs="Times New Roman"/>
+        </w:rPr>
+        <w:t>) is used consistently throughout the hierarchy, each class calls the next one in the MRO chain, so A.__</w:t>
+      </w:r>
+      <w:proofErr w:type="spellStart"/>
+      <w:r>
+        <w:rPr>
+          <w:rFonts w:ascii="Times New Roman" w:hAnsi="Times New Roman" w:cs="Times New Roman"/>
+        </w:rPr>
+        <w:t>init</w:t>
+      </w:r>
+      <w:proofErr w:type="spellEnd"/>
+      <w:r>
+        <w:rPr>
+          <w:rFonts w:ascii="Times New Roman" w:hAnsi="Times New Roman" w:cs="Times New Roman"/>
+        </w:rPr>
+        <w:t>__ is called exactly once regardless of how many paths lead to it.</w:t>
+      </w:r>
+    </w:p>
+    <w:p>
+      <w:pPr>
+        <w:rPr>
+          <w:rFonts w:ascii="Times New Roman" w:hAnsi="Times New Roman" w:cs="Times New Roman"/>
+        </w:rPr>
+      </w:pPr>
+      <w:r>
+        <w:rPr>
+          <w:rFonts w:ascii="Times New Roman" w:hAnsi="Times New Roman" w:cs="Times New Roman"/>
+          <w:b/>
+          <w:bCs/>
+        </w:rPr>
+        <w:t xml:space="preserve">Q4: What is the difference between </w:t>
+      </w:r>
+      <w:proofErr w:type="gramStart"/>
+      <w:r>
+        <w:rPr>
+          <w:rFonts w:ascii="Times New Roman" w:hAnsi="Times New Roman" w:cs="Times New Roman"/>
+          <w:b/>
+          <w:bCs/>
+        </w:rPr>
+        <w:t>super(</w:t>
+      </w:r>
+      <w:proofErr w:type="gramEnd"/>
+      <w:r>
+        <w:rPr>
+          <w:rFonts w:ascii="Times New Roman" w:hAnsi="Times New Roman" w:cs="Times New Roman"/>
+          <w:b/>
+          <w:bCs/>
+        </w:rPr>
+        <w:t>) and calling the parent class directly by name?</w:t>
+      </w:r>
+    </w:p>
+    <w:p>
+      <w:pPr>
+        <w:rPr>
+          <w:rFonts w:ascii="Times New Roman" w:hAnsi="Times New Roman" w:cs="Times New Roman"/>
+        </w:rPr>
+      </w:pPr>
+      <w:r>
+        <w:rPr>
+          <w:rFonts w:ascii="Times New Roman" w:hAnsi="Times New Roman" w:cs="Times New Roman"/>
+        </w:rPr>
+        <w:t xml:space="preserve">Calling a parent by name directly — like </w:t>
+      </w:r>
+      <w:proofErr w:type="gramStart"/>
+      <w:r>
+        <w:rPr>
+          <w:rFonts w:ascii="Times New Roman" w:hAnsi="Times New Roman" w:cs="Times New Roman"/>
+        </w:rPr>
+        <w:t>Employee._</w:t>
+      </w:r>
+      <w:proofErr w:type="gramEnd"/>
+      <w:r>
+        <w:rPr>
+          <w:rFonts w:ascii="Times New Roman" w:hAnsi="Times New Roman" w:cs="Times New Roman"/>
+        </w:rPr>
+        <w:t>_</w:t>
+      </w:r>
+      <w:proofErr w:type="spellStart"/>
+      <w:r>
+        <w:rPr>
+          <w:rFonts w:ascii="Times New Roman" w:hAnsi="Times New Roman" w:cs="Times New Roman"/>
+        </w:rPr>
+        <w:t>init</w:t>
+      </w:r>
+      <w:proofErr w:type="spellEnd"/>
+      <w:r>
+        <w:rPr>
+          <w:rFonts w:ascii="Times New Roman" w:hAnsi="Times New Roman" w:cs="Times New Roman"/>
+        </w:rPr>
+        <w:t>_</w:t>
+      </w:r>
+      <w:proofErr w:type="gramStart"/>
+      <w:r>
+        <w:rPr>
+          <w:rFonts w:ascii="Times New Roman" w:hAnsi="Times New Roman" w:cs="Times New Roman"/>
+        </w:rPr>
+        <w:t>_(</w:t>
+      </w:r>
+      <w:proofErr w:type="gramEnd"/>
+      <w:r>
+        <w:rPr>
+          <w:rFonts w:ascii="Times New Roman" w:hAnsi="Times New Roman" w:cs="Times New Roman"/>
+        </w:rPr>
+        <w:t xml:space="preserve">self, name) — is rigid and breaks in multiple inheritance scenarios. It hardcodes which class to call, so if the MRO determines a different class should come next, your code ignores that. </w:t>
+      </w:r>
+      <w:proofErr w:type="gramStart"/>
+      <w:r>
+        <w:rPr>
+          <w:rFonts w:ascii="Times New Roman" w:hAnsi="Times New Roman" w:cs="Times New Roman"/>
+        </w:rPr>
+        <w:t>super(</w:t>
+      </w:r>
+      <w:proofErr w:type="gramEnd"/>
+      <w:r>
+        <w:rPr>
+          <w:rFonts w:ascii="Times New Roman" w:hAnsi="Times New Roman" w:cs="Times New Roman"/>
+        </w:rPr>
+        <w:t xml:space="preserve">) dynamically looks up the next class in the MRO, making your code correct and cooperative in all inheritance scenarios including complex multiple inheritance hierarchies. Using </w:t>
+      </w:r>
+      <w:proofErr w:type="gramStart"/>
+      <w:r>
+        <w:rPr>
+          <w:rFonts w:ascii="Times New Roman" w:hAnsi="Times New Roman" w:cs="Times New Roman"/>
+        </w:rPr>
+        <w:t>super(</w:t>
+      </w:r>
+      <w:proofErr w:type="gramEnd"/>
+      <w:r>
+        <w:rPr>
+          <w:rFonts w:ascii="Times New Roman" w:hAnsi="Times New Roman" w:cs="Times New Roman"/>
+        </w:rPr>
+        <w:t>) throughout is called cooperative multiple inheritance and is the Python standard.</w:t>
+      </w:r>
+    </w:p>
+    <w:p>
+      <w:pPr>
+        <w:rPr>
+          <w:rFonts w:ascii="Times New Roman" w:hAnsi="Times New Roman" w:cs="Times New Roman"/>
+        </w:rPr>
+      </w:pPr>
+      <w:r>
+        <w:rPr>
+          <w:rFonts w:ascii="Times New Roman" w:hAnsi="Times New Roman" w:cs="Times New Roman"/>
+          <w:b/>
+          <w:bCs/>
+        </w:rPr>
+        <w:t>Q5: When should you use inheritance versus not using it?</w:t>
+      </w:r>
+    </w:p>
+    <w:p>
+      <w:pPr>
+        <w:rPr>
+          <w:rFonts w:ascii="Times New Roman" w:hAnsi="Times New Roman" w:cs="Times New Roman"/>
+        </w:rPr>
+      </w:pPr>
+      <w:r>
+        <w:rPr>
+          <w:rFonts w:ascii="Times New Roman" w:hAnsi="Times New Roman" w:cs="Times New Roman"/>
+        </w:rPr>
+        <w:t xml:space="preserve">Use inheritance when a genuine "is-a" relationship exists — a Dog is an Animal, a </w:t>
+      </w:r>
+      <w:proofErr w:type="spellStart"/>
+      <w:r>
+        <w:rPr>
+          <w:rFonts w:ascii="Times New Roman" w:hAnsi="Times New Roman" w:cs="Times New Roman"/>
+        </w:rPr>
+        <w:t>SeniorDeveloper</w:t>
+      </w:r>
+      <w:proofErr w:type="spellEnd"/>
+      <w:r>
+        <w:rPr>
+          <w:rFonts w:ascii="Times New Roman" w:hAnsi="Times New Roman" w:cs="Times New Roman"/>
+        </w:rPr>
+        <w:t xml:space="preserve"> is a Developer. Avoid it when you're only reusing code but the relationship isn't logically "is-a" — that's when composition is better. For example, a Car having an Engine is a "has-a" relationship — you wouldn't inherit Car from Engine. Also avoid deep inheritance chains beyond 2-3 levels as they become brittle and difficult to understand. Prefer composition for flexibility, inheritance for natural hierarchies.</w:t>
+      </w:r>
+    </w:p>
+    <w:p>
+      <w:pPr>
+        <w:rPr>
+          <w:rFonts w:ascii="Times New Roman" w:hAnsi="Times New Roman" w:cs="Times New Roman"/>
+        </w:rPr>
+      </w:pPr>
+      <w:r>
+        <w:rPr>
+          <w:rFonts w:ascii="Times New Roman" w:hAnsi="Times New Roman" w:cs="Times New Roman"/>
+          <w:b/>
+          <w:bCs/>
+        </w:rPr>
+        <w:t xml:space="preserve">Q6: What does </w:t>
+      </w:r>
+      <w:proofErr w:type="spellStart"/>
+      <w:proofErr w:type="gramStart"/>
+      <w:r>
+        <w:rPr>
+          <w:rFonts w:ascii="Times New Roman" w:hAnsi="Times New Roman" w:cs="Times New Roman"/>
+          <w:b/>
+          <w:bCs/>
+        </w:rPr>
+        <w:t>isinstance</w:t>
+      </w:r>
+      <w:proofErr w:type="spellEnd"/>
+      <w:r>
+        <w:rPr>
+          <w:rFonts w:ascii="Times New Roman" w:hAnsi="Times New Roman" w:cs="Times New Roman"/>
+          <w:b/>
+          <w:bCs/>
+        </w:rPr>
+        <w:t>(</w:t>
+      </w:r>
+      <w:proofErr w:type="gramEnd"/>
+      <w:r>
+        <w:rPr>
+          <w:rFonts w:ascii="Times New Roman" w:hAnsi="Times New Roman" w:cs="Times New Roman"/>
+          <w:b/>
+          <w:bCs/>
+        </w:rPr>
+        <w:t>) return for a child class object?</w:t>
+      </w:r>
+    </w:p>
+    <w:p>
+      <w:pPr>
+        <w:rPr>
+          <w:rFonts w:ascii="Times New Roman" w:hAnsi="Times New Roman" w:cs="Times New Roman"/>
+        </w:rPr>
+      </w:pPr>
+      <w:proofErr w:type="spellStart"/>
+      <w:proofErr w:type="gramStart"/>
+      <w:r>
+        <w:rPr>
+          <w:rFonts w:ascii="Times New Roman" w:hAnsi="Times New Roman" w:cs="Times New Roman"/>
+        </w:rPr>
+        <w:t>isinstance</w:t>
+      </w:r>
+      <w:proofErr w:type="spellEnd"/>
+      <w:r>
+        <w:rPr>
+          <w:rFonts w:ascii="Times New Roman" w:hAnsi="Times New Roman" w:cs="Times New Roman"/>
+        </w:rPr>
+        <w:t>(</w:t>
+      </w:r>
+      <w:proofErr w:type="gramEnd"/>
+      <w:r>
+        <w:rPr>
+          <w:rFonts w:ascii="Times New Roman" w:hAnsi="Times New Roman" w:cs="Times New Roman"/>
+        </w:rPr>
+        <w:t xml:space="preserve">obj, </w:t>
+      </w:r>
+      <w:proofErr w:type="spellStart"/>
+      <w:r>
+        <w:rPr>
+          <w:rFonts w:ascii="Times New Roman" w:hAnsi="Times New Roman" w:cs="Times New Roman"/>
+        </w:rPr>
+        <w:t>ParentClass</w:t>
+      </w:r>
+      <w:proofErr w:type="spellEnd"/>
+      <w:r>
+        <w:rPr>
+          <w:rFonts w:ascii="Times New Roman" w:hAnsi="Times New Roman" w:cs="Times New Roman"/>
+        </w:rPr>
+        <w:t xml:space="preserve">) returns True if obj is an instance of </w:t>
+      </w:r>
+      <w:proofErr w:type="spellStart"/>
+      <w:r>
+        <w:rPr>
+          <w:rFonts w:ascii="Times New Roman" w:hAnsi="Times New Roman" w:cs="Times New Roman"/>
+        </w:rPr>
+        <w:t>ParentClass</w:t>
+      </w:r>
+      <w:proofErr w:type="spellEnd"/>
+      <w:r>
+        <w:rPr>
+          <w:rFonts w:ascii="Times New Roman" w:hAnsi="Times New Roman" w:cs="Times New Roman"/>
+        </w:rPr>
+        <w:t xml:space="preserve"> or any of its subclasses. </w:t>
+      </w:r>
+      <w:proofErr w:type="gramStart"/>
+      <w:r>
+        <w:rPr>
+          <w:rFonts w:ascii="Times New Roman" w:hAnsi="Times New Roman" w:cs="Times New Roman"/>
+        </w:rPr>
+        <w:t>So</w:t>
+      </w:r>
+      <w:proofErr w:type="gramEnd"/>
+      <w:r>
+        <w:rPr>
+          <w:rFonts w:ascii="Times New Roman" w:hAnsi="Times New Roman" w:cs="Times New Roman"/>
+        </w:rPr>
+        <w:t xml:space="preserve"> if senior is a </w:t>
+      </w:r>
+      <w:proofErr w:type="spellStart"/>
+      <w:r>
+        <w:rPr>
+          <w:rFonts w:ascii="Times New Roman" w:hAnsi="Times New Roman" w:cs="Times New Roman"/>
+        </w:rPr>
+        <w:t>SeniorDeveloper</w:t>
+      </w:r>
+      <w:proofErr w:type="spellEnd"/>
+      <w:r>
+        <w:rPr>
+          <w:rFonts w:ascii="Times New Roman" w:hAnsi="Times New Roman" w:cs="Times New Roman"/>
+        </w:rPr>
+        <w:t xml:space="preserve"> that inherits from Developer which inherits from Employee, then </w:t>
+      </w:r>
+      <w:proofErr w:type="spellStart"/>
+      <w:proofErr w:type="gramStart"/>
+      <w:r>
+        <w:rPr>
+          <w:rFonts w:ascii="Times New Roman" w:hAnsi="Times New Roman" w:cs="Times New Roman"/>
+        </w:rPr>
+        <w:t>isinstance</w:t>
+      </w:r>
+      <w:proofErr w:type="spellEnd"/>
+      <w:r>
+        <w:rPr>
+          <w:rFonts w:ascii="Times New Roman" w:hAnsi="Times New Roman" w:cs="Times New Roman"/>
+        </w:rPr>
+        <w:t>(</w:t>
+      </w:r>
+      <w:proofErr w:type="gramEnd"/>
+      <w:r>
+        <w:rPr>
+          <w:rFonts w:ascii="Times New Roman" w:hAnsi="Times New Roman" w:cs="Times New Roman"/>
+        </w:rPr>
+        <w:t xml:space="preserve">senior, Employee) is True, </w:t>
+      </w:r>
+      <w:proofErr w:type="spellStart"/>
+      <w:proofErr w:type="gramStart"/>
+      <w:r>
+        <w:rPr>
+          <w:rFonts w:ascii="Times New Roman" w:hAnsi="Times New Roman" w:cs="Times New Roman"/>
+        </w:rPr>
+        <w:t>isinstance</w:t>
+      </w:r>
+      <w:proofErr w:type="spellEnd"/>
+      <w:r>
+        <w:rPr>
+          <w:rFonts w:ascii="Times New Roman" w:hAnsi="Times New Roman" w:cs="Times New Roman"/>
+        </w:rPr>
+        <w:t>(</w:t>
+      </w:r>
+      <w:proofErr w:type="gramEnd"/>
+      <w:r>
+        <w:rPr>
+          <w:rFonts w:ascii="Times New Roman" w:hAnsi="Times New Roman" w:cs="Times New Roman"/>
+        </w:rPr>
+        <w:t xml:space="preserve">senior, Developer) is True, and </w:t>
+      </w:r>
+      <w:proofErr w:type="spellStart"/>
+      <w:proofErr w:type="gramStart"/>
+      <w:r>
+        <w:rPr>
+          <w:rFonts w:ascii="Times New Roman" w:hAnsi="Times New Roman" w:cs="Times New Roman"/>
+        </w:rPr>
+        <w:t>isinstance</w:t>
+      </w:r>
+      <w:proofErr w:type="spellEnd"/>
+      <w:r>
+        <w:rPr>
+          <w:rFonts w:ascii="Times New Roman" w:hAnsi="Times New Roman" w:cs="Times New Roman"/>
+        </w:rPr>
+        <w:t>(</w:t>
+      </w:r>
+      <w:proofErr w:type="gramEnd"/>
+      <w:r>
+        <w:rPr>
+          <w:rFonts w:ascii="Times New Roman" w:hAnsi="Times New Roman" w:cs="Times New Roman"/>
+        </w:rPr>
+        <w:t xml:space="preserve">senior, </w:t>
+      </w:r>
+      <w:proofErr w:type="spellStart"/>
+      <w:r>
+        <w:rPr>
+          <w:rFonts w:ascii="Times New Roman" w:hAnsi="Times New Roman" w:cs="Times New Roman"/>
+        </w:rPr>
+        <w:t>SeniorDeveloper</w:t>
+      </w:r>
+      <w:proofErr w:type="spellEnd"/>
+      <w:r>
+        <w:rPr>
+          <w:rFonts w:ascii="Times New Roman" w:hAnsi="Times New Roman" w:cs="Times New Roman"/>
+        </w:rPr>
+        <w:t xml:space="preserve">) is True. This is why </w:t>
+      </w:r>
+      <w:proofErr w:type="spellStart"/>
+      <w:proofErr w:type="gramStart"/>
+      <w:r>
+        <w:rPr>
+          <w:rFonts w:ascii="Times New Roman" w:hAnsi="Times New Roman" w:cs="Times New Roman"/>
+        </w:rPr>
+        <w:t>isinstance</w:t>
+      </w:r>
+      <w:proofErr w:type="spellEnd"/>
+      <w:r>
+        <w:rPr>
+          <w:rFonts w:ascii="Times New Roman" w:hAnsi="Times New Roman" w:cs="Times New Roman"/>
+        </w:rPr>
+        <w:t>(</w:t>
+      </w:r>
+      <w:proofErr w:type="gramEnd"/>
+      <w:r>
+        <w:rPr>
+          <w:rFonts w:ascii="Times New Roman" w:hAnsi="Times New Roman" w:cs="Times New Roman"/>
+        </w:rPr>
+        <w:t xml:space="preserve">) is preferred over type(obj) == </w:t>
+      </w:r>
+      <w:proofErr w:type="spellStart"/>
+      <w:r>
+        <w:rPr>
+          <w:rFonts w:ascii="Times New Roman" w:hAnsi="Times New Roman" w:cs="Times New Roman"/>
+        </w:rPr>
+        <w:t>ClassName</w:t>
+      </w:r>
+      <w:proofErr w:type="spellEnd"/>
+      <w:r>
+        <w:rPr>
+          <w:rFonts w:ascii="Times New Roman" w:hAnsi="Times New Roman" w:cs="Times New Roman"/>
+        </w:rPr>
+        <w:t xml:space="preserve"> — it respects the inheritance hierarchy.</w:t>
+      </w:r>
+    </w:p>
+    <w:p>
+      <w:pPr>
+        <w:rPr>
+          <w:rFonts w:ascii="Times New Roman" w:hAnsi="Times New Roman" w:cs="Times New Roman"/>
+        </w:rPr>
+      </w:pPr>
+      <w:r>
+        <w:rPr>
+          <w:rFonts w:ascii="Times New Roman" w:hAnsi="Times New Roman" w:cs="Times New Roman"/>
+          <w:b/>
+          <w:bCs/>
+        </w:rPr>
+        <w:t>Q7: What is method overriding and how is it different from method overloading?</w:t>
+      </w:r>
+    </w:p>
+    <w:p>
+      <w:pPr>
+        <w:rPr>
+          <w:rFonts w:ascii="Times New Roman" w:hAnsi="Times New Roman" w:cs="Times New Roman"/>
+        </w:rPr>
+      </w:pPr>
+      <w:r>
+        <w:rPr>
+          <w:rFonts w:ascii="Times New Roman" w:hAnsi="Times New Roman" w:cs="Times New Roman"/>
+        </w:rPr>
+        <w:t xml:space="preserve">Method overriding is when a subclass provides its own implementation of a method that already exists in the parent class — the child's version replaces the parent's when called on a child object. Method overloading means having multiple methods with the same name but different parameter signatures in the same class. Python doesn't support method overloading </w:t>
+      </w:r>
+      <w:r>
+        <w:rPr>
+          <w:rFonts w:ascii="Times New Roman" w:hAnsi="Times New Roman" w:cs="Times New Roman"/>
+        </w:rPr>
+        <w:lastRenderedPageBreak/>
+        <w:t>natively — defining two methods with the same name simply replaces the first with the second. The Pythonic alternative is using default parameters or *</w:t>
+      </w:r>
+      <w:proofErr w:type="spellStart"/>
+      <w:r>
+        <w:rPr>
+          <w:rFonts w:ascii="Times New Roman" w:hAnsi="Times New Roman" w:cs="Times New Roman"/>
+        </w:rPr>
+        <w:t>args</w:t>
+      </w:r>
+      <w:proofErr w:type="spellEnd"/>
+      <w:r>
+        <w:rPr>
+          <w:rFonts w:ascii="Times New Roman" w:hAnsi="Times New Roman" w:cs="Times New Roman"/>
+        </w:rPr>
+        <w:t>/**</w:t>
+      </w:r>
+      <w:proofErr w:type="spellStart"/>
+      <w:r>
+        <w:rPr>
+          <w:rFonts w:ascii="Times New Roman" w:hAnsi="Times New Roman" w:cs="Times New Roman"/>
+        </w:rPr>
+        <w:t>kwargs</w:t>
+      </w:r>
+      <w:proofErr w:type="spellEnd"/>
+      <w:r>
+        <w:rPr>
+          <w:rFonts w:ascii="Times New Roman" w:hAnsi="Times New Roman" w:cs="Times New Roman"/>
+        </w:rPr>
+        <w:t xml:space="preserve"> to handle multiple call signatures in one method.</w:t>
+      </w:r>
+    </w:p>
+    <w:p>
+      <w:pPr>
+        <w:rPr>
+          <w:rFonts w:ascii="Times New Roman" w:hAnsi="Times New Roman" w:cs="Times New Roman"/>
+        </w:rPr>
+      </w:pPr>
+    </w:p>
+    <w:p>
+      <w:pPr>
+        <w:rPr>
+          <w:rFonts w:ascii="Times New Roman" w:hAnsi="Times New Roman" w:cs="Times New Roman"/>
+        </w:rPr>
+      </w:pPr>
+    </w:p>
+    <w:p>
+      <w:pPr>
+        <w:jc w:val="center"/>
+        <w:rPr>
+          <w:rFonts w:ascii="Times New Roman" w:hAnsi="Times New Roman" w:cs="Times New Roman"/>
+          <w:b/>
+          <w:bCs/>
+          <w:sz w:val="32"/>
+          <w:szCs w:val="24"/>
+        </w:rPr>
+      </w:pPr>
+      <w:r>
+        <w:rPr>
+          <w:rFonts w:ascii="Times New Roman" w:hAnsi="Times New Roman" w:cs="Times New Roman"/>
+          <w:b/>
+          <w:bCs/>
+          <w:sz w:val="32"/>
+          <w:szCs w:val="24"/>
+        </w:rPr>
+        <w:t>Topic 8 — Polymorphism</w:t>
+      </w:r>
+    </w:p>
+    <w:p>
+      <w:pPr>
+        <w:rPr>
+          <w:rFonts w:ascii="Times New Roman" w:hAnsi="Times New Roman" w:cs="Times New Roman"/>
+        </w:rPr>
+      </w:pPr>
+      <w:r>
+        <w:rPr>
+          <w:rFonts w:ascii="Times New Roman" w:hAnsi="Times New Roman" w:cs="Times New Roman"/>
+          <w:b/>
+          <w:bCs/>
+        </w:rPr>
+        <w:t>Q1: What is polymorphism and what are its forms in Python?</w:t>
+      </w:r>
+    </w:p>
+    <w:p>
+      <w:pPr>
+        <w:rPr>
+          <w:rFonts w:ascii="Times New Roman" w:hAnsi="Times New Roman" w:cs="Times New Roman"/>
+        </w:rPr>
+      </w:pPr>
+      <w:r>
+        <w:rPr>
+          <w:rFonts w:ascii="Times New Roman" w:hAnsi="Times New Roman" w:cs="Times New Roman"/>
+        </w:rPr>
+        <w:t xml:space="preserve">Polymorphism means the same interface producing different behaviour depending on the object it operates on. Python achieves it in three ways. Method overriding is when a subclass redefines a parent's method — calling </w:t>
+      </w:r>
+      <w:proofErr w:type="gramStart"/>
+      <w:r>
+        <w:rPr>
+          <w:rFonts w:ascii="Times New Roman" w:hAnsi="Times New Roman" w:cs="Times New Roman"/>
+        </w:rPr>
+        <w:t>send(</w:t>
+      </w:r>
+      <w:proofErr w:type="gramEnd"/>
+      <w:r>
+        <w:rPr>
+          <w:rFonts w:ascii="Times New Roman" w:hAnsi="Times New Roman" w:cs="Times New Roman"/>
+        </w:rPr>
+        <w:t>) on different notification objects runs different code. Duck typing is when Python calls a method without checking the object's type — if the method exists, it runs, regardless of what class the object belongs to. Operator overloading is redefining built-in operators for custom classes using dunder methods, so + can mean vector addition for a Vector object and concatenation for a string.</w:t>
+      </w:r>
+    </w:p>
+    <w:p>
+      <w:pPr>
+        <w:rPr>
+          <w:rFonts w:ascii="Times New Roman" w:hAnsi="Times New Roman" w:cs="Times New Roman"/>
+        </w:rPr>
+      </w:pPr>
+      <w:r>
+        <w:rPr>
+          <w:rFonts w:ascii="Times New Roman" w:hAnsi="Times New Roman" w:cs="Times New Roman"/>
+          <w:b/>
+          <w:bCs/>
+        </w:rPr>
+        <w:t>Q2: What is duck typing and why is it considered Pythonic?</w:t>
+      </w:r>
+    </w:p>
+    <w:p>
+      <w:pPr>
+        <w:rPr>
+          <w:rFonts w:ascii="Times New Roman" w:hAnsi="Times New Roman" w:cs="Times New Roman"/>
+        </w:rPr>
+      </w:pPr>
+      <w:r>
+        <w:rPr>
+          <w:rFonts w:ascii="Times New Roman" w:hAnsi="Times New Roman" w:cs="Times New Roman"/>
+        </w:rPr>
+        <w:t xml:space="preserve">Duck typing is the practice of determining an object's suitability for an operation based on the presence of required methods or attributes, rather than its actual type. It's considered Pythonic because it prioritises flexibility and simplicity over rigid type hierarchies. Instead of checking if </w:t>
+      </w:r>
+      <w:proofErr w:type="spellStart"/>
+      <w:proofErr w:type="gramStart"/>
+      <w:r>
+        <w:rPr>
+          <w:rFonts w:ascii="Times New Roman" w:hAnsi="Times New Roman" w:cs="Times New Roman"/>
+        </w:rPr>
+        <w:t>isinstance</w:t>
+      </w:r>
+      <w:proofErr w:type="spellEnd"/>
+      <w:r>
+        <w:rPr>
+          <w:rFonts w:ascii="Times New Roman" w:hAnsi="Times New Roman" w:cs="Times New Roman"/>
+        </w:rPr>
+        <w:t>(</w:t>
+      </w:r>
+      <w:proofErr w:type="gramEnd"/>
+      <w:r>
+        <w:rPr>
+          <w:rFonts w:ascii="Times New Roman" w:hAnsi="Times New Roman" w:cs="Times New Roman"/>
+        </w:rPr>
+        <w:t xml:space="preserve">obj, Saveable), you just call </w:t>
+      </w:r>
+      <w:proofErr w:type="spellStart"/>
+      <w:proofErr w:type="gramStart"/>
+      <w:r>
+        <w:rPr>
+          <w:rFonts w:ascii="Times New Roman" w:hAnsi="Times New Roman" w:cs="Times New Roman"/>
+        </w:rPr>
+        <w:t>obj.save</w:t>
+      </w:r>
+      <w:proofErr w:type="spellEnd"/>
+      <w:proofErr w:type="gramEnd"/>
+      <w:r>
+        <w:rPr>
+          <w:rFonts w:ascii="Times New Roman" w:hAnsi="Times New Roman" w:cs="Times New Roman"/>
+        </w:rPr>
+        <w:t xml:space="preserve">() and let it work for any object that has that method. Python's entire standard library is built on duck typing — </w:t>
+      </w:r>
+      <w:proofErr w:type="spellStart"/>
+      <w:proofErr w:type="gramStart"/>
+      <w:r>
+        <w:rPr>
+          <w:rFonts w:ascii="Times New Roman" w:hAnsi="Times New Roman" w:cs="Times New Roman"/>
+        </w:rPr>
+        <w:t>len</w:t>
+      </w:r>
+      <w:proofErr w:type="spellEnd"/>
+      <w:r>
+        <w:rPr>
+          <w:rFonts w:ascii="Times New Roman" w:hAnsi="Times New Roman" w:cs="Times New Roman"/>
+        </w:rPr>
+        <w:t>(</w:t>
+      </w:r>
+      <w:proofErr w:type="gramEnd"/>
+      <w:r>
+        <w:rPr>
+          <w:rFonts w:ascii="Times New Roman" w:hAnsi="Times New Roman" w:cs="Times New Roman"/>
+        </w:rPr>
+        <w:t>), for loops, with statements all rely on objects having specific methods rather than specific types.</w:t>
+      </w:r>
+    </w:p>
+    <w:p>
+      <w:pPr>
+        <w:rPr>
+          <w:rFonts w:ascii="Times New Roman" w:hAnsi="Times New Roman" w:cs="Times New Roman"/>
+        </w:rPr>
+      </w:pPr>
+      <w:r>
+        <w:rPr>
+          <w:rFonts w:ascii="Times New Roman" w:hAnsi="Times New Roman" w:cs="Times New Roman"/>
+          <w:b/>
+          <w:bCs/>
+        </w:rPr>
+        <w:t>Q3: What is the difference between method overriding and method overloading?</w:t>
+      </w:r>
+    </w:p>
+    <w:p>
+      <w:pPr>
+        <w:rPr>
+          <w:rFonts w:ascii="Times New Roman" w:hAnsi="Times New Roman" w:cs="Times New Roman"/>
+        </w:rPr>
+      </w:pPr>
+      <w:r>
+        <w:rPr>
+          <w:rFonts w:ascii="Times New Roman" w:hAnsi="Times New Roman" w:cs="Times New Roman"/>
+        </w:rPr>
+        <w:t xml:space="preserve">Method overriding is when a subclass provides its own implementation of a method defined in a parent class. When the method is called on a child object, the child's version runs instead of the </w:t>
+      </w:r>
+      <w:proofErr w:type="gramStart"/>
+      <w:r>
+        <w:rPr>
+          <w:rFonts w:ascii="Times New Roman" w:hAnsi="Times New Roman" w:cs="Times New Roman"/>
+        </w:rPr>
+        <w:t>parent's</w:t>
+      </w:r>
+      <w:proofErr w:type="gramEnd"/>
+      <w:r>
+        <w:rPr>
+          <w:rFonts w:ascii="Times New Roman" w:hAnsi="Times New Roman" w:cs="Times New Roman"/>
+        </w:rPr>
+        <w:t>. Method overloading is having multiple methods with the same name but different parameters in the same class. Python doesn't support method overloading — the second definition simply replaces the first. The Pythonic way to handle multiple call signatures is default parameters, *</w:t>
+      </w:r>
+      <w:proofErr w:type="spellStart"/>
+      <w:r>
+        <w:rPr>
+          <w:rFonts w:ascii="Times New Roman" w:hAnsi="Times New Roman" w:cs="Times New Roman"/>
+        </w:rPr>
+        <w:t>args</w:t>
+      </w:r>
+      <w:proofErr w:type="spellEnd"/>
+      <w:r>
+        <w:rPr>
+          <w:rFonts w:ascii="Times New Roman" w:hAnsi="Times New Roman" w:cs="Times New Roman"/>
+        </w:rPr>
+        <w:t>, or **</w:t>
+      </w:r>
+      <w:proofErr w:type="spellStart"/>
+      <w:r>
+        <w:rPr>
+          <w:rFonts w:ascii="Times New Roman" w:hAnsi="Times New Roman" w:cs="Times New Roman"/>
+        </w:rPr>
+        <w:t>kwargs</w:t>
+      </w:r>
+      <w:proofErr w:type="spellEnd"/>
+      <w:r>
+        <w:rPr>
+          <w:rFonts w:ascii="Times New Roman" w:hAnsi="Times New Roman" w:cs="Times New Roman"/>
+        </w:rPr>
+        <w:t>. In interviews, explicitly stating that Python lacks native overloading but offers these alternatives demonstrates strong Python knowledge.</w:t>
+      </w:r>
+    </w:p>
+    <w:p>
+      <w:pPr>
+        <w:rPr>
+          <w:rFonts w:ascii="Times New Roman" w:hAnsi="Times New Roman" w:cs="Times New Roman"/>
+        </w:rPr>
+      </w:pPr>
+      <w:r>
+        <w:rPr>
+          <w:rFonts w:ascii="Times New Roman" w:hAnsi="Times New Roman" w:cs="Times New Roman"/>
+          <w:b/>
+          <w:bCs/>
+        </w:rPr>
+        <w:t>Q4: How does Python decide which method to call when the same method exists in parent and child?</w:t>
+      </w:r>
+    </w:p>
+    <w:p>
+      <w:pPr>
+        <w:rPr>
+          <w:rFonts w:ascii="Times New Roman" w:hAnsi="Times New Roman" w:cs="Times New Roman"/>
+        </w:rPr>
+      </w:pPr>
+      <w:r>
+        <w:rPr>
+          <w:rFonts w:ascii="Times New Roman" w:hAnsi="Times New Roman" w:cs="Times New Roman"/>
+        </w:rPr>
+        <w:t xml:space="preserve">Python always uses the most specific version — the one belonging to the actual type of the object, following the MRO. If you have a </w:t>
+      </w:r>
+      <w:proofErr w:type="spellStart"/>
+      <w:r>
+        <w:rPr>
+          <w:rFonts w:ascii="Times New Roman" w:hAnsi="Times New Roman" w:cs="Times New Roman"/>
+        </w:rPr>
+        <w:t>SeniorDeveloper</w:t>
+      </w:r>
+      <w:proofErr w:type="spellEnd"/>
+      <w:r>
+        <w:rPr>
+          <w:rFonts w:ascii="Times New Roman" w:hAnsi="Times New Roman" w:cs="Times New Roman"/>
+        </w:rPr>
+        <w:t xml:space="preserve"> object and call </w:t>
+      </w:r>
+      <w:proofErr w:type="gramStart"/>
+      <w:r>
+        <w:rPr>
+          <w:rFonts w:ascii="Times New Roman" w:hAnsi="Times New Roman" w:cs="Times New Roman"/>
+        </w:rPr>
+        <w:t>work(</w:t>
+      </w:r>
+      <w:proofErr w:type="gramEnd"/>
+      <w:r>
+        <w:rPr>
+          <w:rFonts w:ascii="Times New Roman" w:hAnsi="Times New Roman" w:cs="Times New Roman"/>
+        </w:rPr>
+        <w:t xml:space="preserve">), Python looks at </w:t>
+      </w:r>
+      <w:proofErr w:type="spellStart"/>
+      <w:r>
+        <w:rPr>
+          <w:rFonts w:ascii="Times New Roman" w:hAnsi="Times New Roman" w:cs="Times New Roman"/>
+        </w:rPr>
+        <w:t>SeniorDeveloper</w:t>
+      </w:r>
+      <w:proofErr w:type="spellEnd"/>
+      <w:r>
+        <w:rPr>
+          <w:rFonts w:ascii="Times New Roman" w:hAnsi="Times New Roman" w:cs="Times New Roman"/>
+        </w:rPr>
+        <w:t xml:space="preserve"> first. If it finds </w:t>
+      </w:r>
+      <w:proofErr w:type="gramStart"/>
+      <w:r>
+        <w:rPr>
+          <w:rFonts w:ascii="Times New Roman" w:hAnsi="Times New Roman" w:cs="Times New Roman"/>
+        </w:rPr>
+        <w:t>work(</w:t>
+      </w:r>
+      <w:proofErr w:type="gramEnd"/>
+      <w:r>
+        <w:rPr>
+          <w:rFonts w:ascii="Times New Roman" w:hAnsi="Times New Roman" w:cs="Times New Roman"/>
+        </w:rPr>
+        <w:t xml:space="preserve">) there, it calls that and stops. If not, it moves up the MRO chain to Developer, then Employee, then object. This lookup happens at runtime </w:t>
+      </w:r>
+      <w:r>
+        <w:rPr>
+          <w:rFonts w:ascii="Times New Roman" w:hAnsi="Times New Roman" w:cs="Times New Roman"/>
+        </w:rPr>
+        <w:lastRenderedPageBreak/>
+        <w:t>based on the actual object type, not the declared variable type — this is called dynamic dispatch and it's what makes polymorphism work.</w:t>
+      </w:r>
+    </w:p>
+    <w:p>
+      <w:pPr>
+        <w:rPr>
+          <w:rFonts w:ascii="Times New Roman" w:hAnsi="Times New Roman" w:cs="Times New Roman"/>
+        </w:rPr>
+      </w:pPr>
+      <w:r>
+        <w:rPr>
+          <w:rFonts w:ascii="Times New Roman" w:hAnsi="Times New Roman" w:cs="Times New Roman"/>
+          <w:b/>
+          <w:bCs/>
+        </w:rPr>
+        <w:t>Q5: Can you explain operator overloading with a practical example?</w:t>
+      </w:r>
+    </w:p>
+    <w:p>
+      <w:pPr>
+        <w:rPr>
+          <w:rFonts w:ascii="Times New Roman" w:hAnsi="Times New Roman" w:cs="Times New Roman"/>
+        </w:rPr>
+      </w:pPr>
+      <w:r>
+        <w:rPr>
+          <w:rFonts w:ascii="Times New Roman" w:hAnsi="Times New Roman" w:cs="Times New Roman"/>
+        </w:rPr>
+        <w:t>Operator overloading lets you define what built-in operators mean for your custom classes by implementing dunder methods. For example, in an ML system, you might define a Vector class where + performs element-wise addition by implementing __add__. This means embedding1 + embedding2 produces a new Vector with summed components, just as naturally as 1 + 2 produces 3. The key benefit is that your custom objects can participate in Python's standard syntax, making code that uses them feel natural and readable rather than requiring awkward method calls like embedding1.add(embedding2).</w:t>
+      </w:r>
+    </w:p>
+    <w:p>
+      <w:pPr>
+        <w:rPr>
+          <w:rFonts w:ascii="Times New Roman" w:hAnsi="Times New Roman" w:cs="Times New Roman"/>
+        </w:rPr>
+      </w:pPr>
+      <w:r>
+        <w:rPr>
+          <w:rFonts w:ascii="Times New Roman" w:hAnsi="Times New Roman" w:cs="Times New Roman"/>
+          <w:b/>
+          <w:bCs/>
+        </w:rPr>
+        <w:t>Q6: What is the difference between compile-time and runtime polymorphism?</w:t>
+      </w:r>
+    </w:p>
+    <w:p>
+      <w:pPr>
+        <w:rPr>
+          <w:rFonts w:ascii="Times New Roman" w:hAnsi="Times New Roman" w:cs="Times New Roman"/>
+        </w:rPr>
+      </w:pPr>
+      <w:r>
+        <w:rPr>
+          <w:rFonts w:ascii="Times New Roman" w:hAnsi="Times New Roman" w:cs="Times New Roman"/>
+        </w:rPr>
+        <w:t xml:space="preserve">In languages like Java and C++, compile-time polymorphism is method overloading — resolved at compile time based on parameter types. Runtime polymorphism is method overriding — resolved at runtime based on the actual object type. Python only has runtime polymorphism because it's a dynamically typed language — there's no compile step that resolves method calls. Everything in Python is resolved at runtime, which is why duck typing is so natural — Python never checks types until the moment code </w:t>
+      </w:r>
+      <w:proofErr w:type="gramStart"/>
+      <w:r>
+        <w:rPr>
+          <w:rFonts w:ascii="Times New Roman" w:hAnsi="Times New Roman" w:cs="Times New Roman"/>
+        </w:rPr>
+        <w:t>actually runs</w:t>
+      </w:r>
+      <w:proofErr w:type="gramEnd"/>
+      <w:r>
+        <w:rPr>
+          <w:rFonts w:ascii="Times New Roman" w:hAnsi="Times New Roman" w:cs="Times New Roman"/>
+        </w:rPr>
+        <w:t xml:space="preserve">. This makes Python more flexible but also means type errors surface at runtime rather than compile time, which is why type hints and tools like </w:t>
+      </w:r>
+      <w:proofErr w:type="spellStart"/>
+      <w:r>
+        <w:rPr>
+          <w:rFonts w:ascii="Times New Roman" w:hAnsi="Times New Roman" w:cs="Times New Roman"/>
+        </w:rPr>
+        <w:t>mypy</w:t>
+      </w:r>
+      <w:proofErr w:type="spellEnd"/>
+      <w:r>
+        <w:rPr>
+          <w:rFonts w:ascii="Times New Roman" w:hAnsi="Times New Roman" w:cs="Times New Roman"/>
+        </w:rPr>
+        <w:t xml:space="preserve"> are increasingly popular in production Python.</w:t>
+      </w:r>
+    </w:p>
+    <w:p>
+      <w:pPr>
+        <w:rPr>
+          <w:rFonts w:ascii="Times New Roman" w:hAnsi="Times New Roman" w:cs="Times New Roman"/>
+        </w:rPr>
+      </w:pPr>
     </w:p>
     <w:p>
       <w:pPr>
